--- a/line-story/teacher_script.docx
+++ b/line-story/teacher_script.docx
@@ -147,7 +147,7 @@
         <w:widowControl/>
       </w:pPr>
       <w:r>
-        <w:t>line-story 2.0 · 2026年10月24日</w:t>
+        <w:t>line-story 2.1 · 2026年10月24日</w:t>
       </w:r>
     </w:p>
     <w:p>
@@ -814,7 +814,7 @@
                 <w:b w:val="0"/>
                 <w:sz w:val="18"/>
               </w:rPr>
-              <w:t>检验并断开不成立的连线</w:t>
+              <w:t>保留经历事实，检验两步推论</w:t>
             </w:r>
           </w:p>
         </w:tc>
@@ -1294,7 +1294,7 @@
                 <w:b w:val="0"/>
                 <w:sz w:val="18"/>
               </w:rPr>
-              <w:t>通往学校的路与灯</w:t>
+              <w:t>用路与灯检验每天可依靠的条件</w:t>
             </w:r>
           </w:p>
         </w:tc>
@@ -2169,6 +2169,7 @@
     <w:p>
       <w:pPr>
         <w:pStyle w:val="Caption"/>
+        <w:keepNext/>
         <w:widowControl/>
         <w:pageBreakBefore/>
       </w:pPr>
@@ -2179,6 +2180,8 @@
     <w:p>
       <w:pPr>
         <w:pStyle w:val="Heading2"/>
+        <w:keepNext/>
+        <w:keepLines/>
       </w:pPr>
       <w:r>
         <w:t>00　童年里，什么值得被留下</w:t>
@@ -2187,6 +2190,8 @@
     <w:p>
       <w:pPr>
         <w:pStyle w:val="Caption"/>
+        <w:keepNext/>
+        <w:keepLines/>
         <w:widowControl/>
       </w:pPr>
       <w:r>
@@ -2195,6 +2200,8 @@
     </w:p>
     <w:p>
       <w:pPr>
+        <w:keepNext/>
+        <w:keepLines/>
         <w:spacing w:after="100"/>
       </w:pPr>
       <w:r>
@@ -2211,6 +2218,8 @@
     </w:p>
     <w:p>
       <w:pPr>
+        <w:keepNext/>
+        <w:keepLines/>
         <w:spacing w:after="100"/>
       </w:pPr>
       <w:r>
@@ -2227,6 +2236,8 @@
     </w:p>
     <w:p>
       <w:pPr>
+        <w:keepNext w:val="0"/>
+        <w:keepLines/>
         <w:spacing w:after="100"/>
       </w:pPr>
       <w:r>
@@ -2244,6 +2255,8 @@
     <w:p>
       <w:pPr>
         <w:pStyle w:val="Heading2"/>
+        <w:keepNext/>
+        <w:keepLines/>
       </w:pPr>
       <w:r>
         <w:t>01　一个普通的日子</w:t>
@@ -2252,6 +2265,8 @@
     <w:p>
       <w:pPr>
         <w:pStyle w:val="Caption"/>
+        <w:keepNext/>
+        <w:keepLines/>
         <w:widowControl/>
       </w:pPr>
       <w:r>
@@ -2260,6 +2275,8 @@
     </w:p>
     <w:p>
       <w:pPr>
+        <w:keepNext/>
+        <w:keepLines/>
         <w:spacing w:after="100"/>
       </w:pPr>
       <w:r>
@@ -2276,6 +2293,8 @@
     </w:p>
     <w:p>
       <w:pPr>
+        <w:keepNext/>
+        <w:keepLines/>
         <w:spacing w:after="100"/>
       </w:pPr>
       <w:r>
@@ -2292,6 +2311,8 @@
     </w:p>
     <w:p>
       <w:pPr>
+        <w:keepNext w:val="0"/>
+        <w:keepLines/>
         <w:spacing w:after="100"/>
       </w:pPr>
       <w:r>
@@ -2309,6 +2330,8 @@
     <w:p>
       <w:pPr>
         <w:pStyle w:val="Heading2"/>
+        <w:keepNext/>
+        <w:keepLines/>
       </w:pPr>
       <w:r>
         <w:t>02　快乐与烦恼都真实</w:t>
@@ -2317,6 +2340,8 @@
     <w:p>
       <w:pPr>
         <w:pStyle w:val="Caption"/>
+        <w:keepNext/>
+        <w:keepLines/>
         <w:widowControl/>
       </w:pPr>
       <w:r>
@@ -2325,6 +2350,8 @@
     </w:p>
     <w:p>
       <w:pPr>
+        <w:keepNext/>
+        <w:keepLines/>
         <w:spacing w:after="100"/>
       </w:pPr>
       <w:r>
@@ -2341,6 +2368,8 @@
     </w:p>
     <w:p>
       <w:pPr>
+        <w:keepNext/>
+        <w:keepLines/>
         <w:spacing w:after="100"/>
       </w:pPr>
       <w:r>
@@ -2357,6 +2386,8 @@
     </w:p>
     <w:p>
       <w:pPr>
+        <w:keepNext w:val="0"/>
+        <w:keepLines/>
         <w:spacing w:after="100"/>
       </w:pPr>
       <w:r>
@@ -2374,6 +2405,8 @@
     <w:p>
       <w:pPr>
         <w:pStyle w:val="Heading2"/>
+        <w:keepNext/>
+        <w:keepLines/>
       </w:pPr>
       <w:r>
         <w:t>03　同一个书名，不同的生活</w:t>
@@ -2382,6 +2415,8 @@
     <w:p>
       <w:pPr>
         <w:pStyle w:val="Caption"/>
+        <w:keepNext/>
+        <w:keepLines/>
         <w:widowControl/>
       </w:pPr>
       <w:r>
@@ -2390,6 +2425,8 @@
     </w:p>
     <w:p>
       <w:pPr>
+        <w:keepNext/>
+        <w:keepLines/>
         <w:spacing w:after="100"/>
       </w:pPr>
       <w:r>
@@ -2406,6 +2443,8 @@
     </w:p>
     <w:p>
       <w:pPr>
+        <w:keepNext w:val="0"/>
+        <w:keepLines/>
         <w:spacing w:after="100"/>
       </w:pPr>
       <w:r>
@@ -2423,6 +2462,7 @@
     <w:p>
       <w:pPr>
         <w:pStyle w:val="Caption"/>
+        <w:keepNext/>
         <w:widowControl/>
         <w:pageBreakBefore/>
       </w:pPr>
@@ -2433,6 +2473,8 @@
     <w:p>
       <w:pPr>
         <w:pStyle w:val="Heading2"/>
+        <w:keepNext/>
+        <w:keepLines/>
       </w:pPr>
       <w:r>
         <w:t>04　留下暂时的判断</w:t>
@@ -2441,6 +2483,8 @@
     <w:p>
       <w:pPr>
         <w:pStyle w:val="Caption"/>
+        <w:keepNext/>
+        <w:keepLines/>
         <w:widowControl/>
       </w:pPr>
       <w:r>
@@ -2449,6 +2493,8 @@
     </w:p>
     <w:p>
       <w:pPr>
+        <w:keepNext/>
+        <w:keepLines/>
         <w:spacing w:after="100"/>
       </w:pPr>
       <w:r>
@@ -2469,6 +2515,8 @@
     </w:p>
     <w:p>
       <w:pPr>
+        <w:keepNext/>
+        <w:keepLines/>
         <w:spacing w:after="100"/>
       </w:pPr>
       <w:r>
@@ -2485,6 +2533,8 @@
     </w:p>
     <w:p>
       <w:pPr>
+        <w:keepNext/>
+        <w:keepLines/>
         <w:spacing w:after="100"/>
       </w:pPr>
       <w:r>
@@ -2501,6 +2551,8 @@
     </w:p>
     <w:p>
       <w:pPr>
+        <w:keepNext w:val="0"/>
+        <w:keepLines/>
         <w:spacing w:after="100"/>
       </w:pPr>
       <w:r>
@@ -2518,6 +2570,7 @@
     <w:p>
       <w:pPr>
         <w:pStyle w:val="Caption"/>
+        <w:keepNext/>
         <w:widowControl/>
         <w:pageBreakBefore/>
       </w:pPr>
@@ -2528,6 +2581,8 @@
     <w:p>
       <w:pPr>
         <w:pStyle w:val="Heading2"/>
+        <w:keepNext/>
+        <w:keepLines/>
       </w:pPr>
       <w:r>
         <w:t>05　把两种影响放在一起读</w:t>
@@ -2536,6 +2591,8 @@
     <w:p>
       <w:pPr>
         <w:pStyle w:val="Caption"/>
+        <w:keepNext/>
+        <w:keepLines/>
         <w:widowControl/>
       </w:pPr>
       <w:r>
@@ -2544,6 +2601,8 @@
     </w:p>
     <w:p>
       <w:pPr>
+        <w:keepNext/>
+        <w:keepLines/>
         <w:spacing w:after="100"/>
       </w:pPr>
       <w:r>
@@ -2560,6 +2619,8 @@
     </w:p>
     <w:p>
       <w:pPr>
+        <w:keepNext/>
+        <w:keepLines/>
         <w:spacing w:after="100"/>
       </w:pPr>
       <w:r>
@@ -2576,6 +2637,8 @@
     </w:p>
     <w:p>
       <w:pPr>
+        <w:keepNext w:val="0"/>
+        <w:keepLines/>
         <w:spacing w:after="100"/>
       </w:pPr>
       <w:r>
@@ -2593,14 +2656,18 @@
     <w:p>
       <w:pPr>
         <w:pStyle w:val="Heading2"/>
-      </w:pPr>
-      <w:r>
-        <w:t>06　变化中有不能省略的代价</w:t>
+        <w:keepNext/>
+        <w:keepLines/>
+      </w:pPr>
+      <w:r>
+        <w:t>06　让原文补充最初的判断</w:t>
       </w:r>
     </w:p>
     <w:p>
       <w:pPr>
         <w:pStyle w:val="Caption"/>
+        <w:keepNext/>
+        <w:keepLines/>
         <w:widowControl/>
       </w:pPr>
       <w:r>
@@ -2609,6 +2676,8 @@
     </w:p>
     <w:p>
       <w:pPr>
+        <w:keepNext/>
+        <w:keepLines/>
         <w:spacing w:after="100"/>
       </w:pPr>
       <w:r>
@@ -2622,11 +2691,13 @@
       <w:r>
         <w:t>谁愿意读出支撑判断的几个字？你说“影响很大”，指的是哪一种影响？</w:t>
         <w:br/>
-        <w:t>请把“长得很快”与“不安”“撕掉”“难以忍受”一起读。变化发生了，代价也还在。</w:t>
-      </w:r>
-    </w:p>
-    <w:p>
-      <w:pPr>
+        <w:t>把你选的词放回前后句。它们怎样帮助你理解这里的“敏感”？也请听听另一位同学读到了什么。</w:t>
+      </w:r>
+    </w:p>
+    <w:p>
+      <w:pPr>
+        <w:keepNext/>
+        <w:keepLines/>
         <w:spacing w:after="100"/>
       </w:pPr>
       <w:r>
@@ -2638,11 +2709,13 @@
         <w:t xml:space="preserve">画面  </w:t>
       </w:r>
       <w:r>
-        <w:t>原文居中完整保留。划读时，线在下方留下三处不闭合的冷色刻痕；不是把伤痛画成成长奖章。</w:t>
-      </w:r>
-    </w:p>
-    <w:p>
-      <w:pPr>
+        <w:t>原文居中完整保留。学生先指出证据，教师再按发言划读；下方冷色刻痕保留为经历的痕迹，不提前点亮指定词语。</w:t>
+      </w:r>
+    </w:p>
+    <w:p>
+      <w:pPr>
+        <w:keepNext/>
+        <w:keepLines/>
         <w:spacing w:after="100"/>
       </w:pPr>
       <w:r>
@@ -2659,6 +2732,8 @@
     </w:p>
     <w:p>
       <w:pPr>
+        <w:keepNext w:val="0"/>
+        <w:keepLines/>
         <w:spacing w:after="100"/>
       </w:pPr>
       <w:r>
@@ -2670,12 +2745,14 @@
         <w:t xml:space="preserve">按需承接  </w:t>
       </w:r>
       <w:r>
-        <w:t>“没有苦难就没有高尔基”：我们知道发生过什么，但这些文字不能证明另一种童年必定怎样。</w:t>
+        <w:t>若只读到“长得很快”：请连着读后一句，有没有让你犹豫的词？必要时再把“不安”“撕掉”“难以忍受”放在一起，帮助学生看见变化与代价。若说“没有苦难就没有高尔基”：这些文字写了已经发生的事，还不能证明另一种童年必定怎样。</w:t>
       </w:r>
     </w:p>
     <w:p>
       <w:pPr>
         <w:pStyle w:val="Heading2"/>
+        <w:keepNext/>
+        <w:keepLines/>
       </w:pPr>
       <w:r>
         <w:t>07　用一根不断的线</w:t>
@@ -2684,6 +2761,8 @@
     <w:p>
       <w:pPr>
         <w:pStyle w:val="Caption"/>
+        <w:keepNext/>
+        <w:keepLines/>
         <w:widowControl/>
       </w:pPr>
       <w:r>
@@ -2692,6 +2771,8 @@
     </w:p>
     <w:p>
       <w:pPr>
+        <w:keepNext/>
+        <w:keepLines/>
         <w:spacing w:after="100"/>
       </w:pPr>
       <w:r>
@@ -2703,13 +2784,15 @@
         <w:t xml:space="preserve">教师说  </w:t>
       </w:r>
       <w:r>
-        <w:t>再读外祖母这一段。注意作者自己用到的“一根不断的线”。这条线连起的，只是漂亮的花边吗？</w:t>
+        <w:t>再读外祖母这一段。作者说“一根不断的线”，这条线把什么连了起来？</w:t>
         <w:br/>
-        <w:t>请用“无私的爱”“坚强的力量”说明你的发现。</w:t>
-      </w:r>
-    </w:p>
-    <w:p>
-      <w:pPr>
+        <w:t>请选出你最有把握的一处文字，说说外祖母带给他的改变。</w:t>
+      </w:r>
+    </w:p>
+    <w:p>
+      <w:pPr>
+        <w:keepNext/>
+        <w:keepLines/>
         <w:spacing w:after="100"/>
       </w:pPr>
       <w:r>
@@ -2721,11 +2804,13 @@
         <w:t xml:space="preserve">画面  </w:t>
       </w:r>
       <w:r>
-        <w:t>暖线从外祖母的手走向孩子，再连到书与另一个人；伤痕留在远处，不被爱擦掉。</w:t>
-      </w:r>
-    </w:p>
-    <w:p>
-      <w:pPr>
+        <w:t>暖线从外祖母走向孩子，再与书和另一个人相连。正文保留，学生选择证据后再划读；远处伤痕仍在，不被连接抹去。</w:t>
+      </w:r>
+    </w:p>
+    <w:p>
+      <w:pPr>
+        <w:keepNext/>
+        <w:keepLines/>
         <w:spacing w:after="100"/>
       </w:pPr>
       <w:r>
@@ -2742,7 +2827,26 @@
     </w:p>
     <w:p>
       <w:pPr>
+        <w:keepNext w:val="0"/>
+        <w:keepLines/>
+        <w:spacing w:after="100"/>
+      </w:pPr>
+      <w:r>
+        <w:rPr>
+          <w:rFonts w:ascii="Noto Sans CJK SC" w:hAnsi="Noto Sans CJK SC"/>
+          <w:b/>
+          <w:color w:val="000000"/>
+        </w:rPr>
+        <w:t xml:space="preserve">按需承接  </w:t>
+      </w:r>
+      <w:r>
+        <w:t>若只说“她很好”：请读出描写阿廖沙变化的几个字。必要时回看“无私的爱”“坚强的力量”“应付困苦的生活”，由学生说明它们怎样相连。</w:t>
+      </w:r>
+    </w:p>
+    <w:p>
+      <w:pPr>
         <w:pStyle w:val="Caption"/>
+        <w:keepNext/>
         <w:widowControl/>
         <w:pageBreakBefore/>
       </w:pPr>
@@ -2753,6 +2857,8 @@
     <w:p>
       <w:pPr>
         <w:pStyle w:val="Heading2"/>
+        <w:keepNext/>
+        <w:keepLines/>
       </w:pPr>
       <w:r>
         <w:t>08　一起坐在窗前</w:t>
@@ -2761,6 +2867,8 @@
     <w:p>
       <w:pPr>
         <w:pStyle w:val="Caption"/>
+        <w:keepNext/>
+        <w:keepLines/>
         <w:widowControl/>
       </w:pPr>
       <w:r>
@@ -2769,6 +2877,8 @@
     </w:p>
     <w:p>
       <w:pPr>
+        <w:keepNext/>
+        <w:keepLines/>
         <w:spacing w:after="100"/>
       </w:pPr>
       <w:r>
@@ -2787,6 +2897,8 @@
     </w:p>
     <w:p>
       <w:pPr>
+        <w:keepNext/>
+        <w:keepLines/>
         <w:spacing w:after="100"/>
       </w:pPr>
       <w:r>
@@ -2803,6 +2915,8 @@
     </w:p>
     <w:p>
       <w:pPr>
+        <w:keepNext w:val="0"/>
+        <w:keepLines/>
         <w:spacing w:after="100"/>
       </w:pPr>
       <w:r>
@@ -2820,6 +2934,8 @@
     <w:p>
       <w:pPr>
         <w:pStyle w:val="Heading2"/>
+        <w:keepNext/>
+        <w:keepLines/>
       </w:pPr>
       <w:r>
         <w:t>09　让一会儿安静被看见</w:t>
@@ -2828,6 +2944,8 @@
     <w:p>
       <w:pPr>
         <w:pStyle w:val="Caption"/>
+        <w:keepNext/>
+        <w:keepLines/>
         <w:widowControl/>
       </w:pPr>
       <w:r>
@@ -2836,6 +2954,8 @@
     </w:p>
     <w:p>
       <w:pPr>
+        <w:keepNext/>
+        <w:keepLines/>
         <w:spacing w:after="100"/>
       </w:pPr>
       <w:r>
@@ -2852,6 +2972,8 @@
     </w:p>
     <w:p>
       <w:pPr>
+        <w:keepNext/>
+        <w:keepLines/>
         <w:spacing w:after="100"/>
       </w:pPr>
       <w:r>
@@ -2868,6 +2990,8 @@
     </w:p>
     <w:p>
       <w:pPr>
+        <w:keepNext w:val="0"/>
+        <w:keepLines/>
         <w:spacing w:after="100"/>
       </w:pPr>
       <w:r>
@@ -2885,14 +3009,18 @@
     <w:p>
       <w:pPr>
         <w:pStyle w:val="Heading2"/>
-      </w:pPr>
-      <w:r>
-        <w:t>10　同一个孩子，两种不同作用</w:t>
+        <w:keepNext/>
+        <w:keepLines/>
+      </w:pPr>
+      <w:r>
+        <w:t>10　从影响走向判断</w:t>
       </w:r>
     </w:p>
     <w:p>
       <w:pPr>
         <w:pStyle w:val="Caption"/>
+        <w:keepNext/>
+        <w:keepLines/>
         <w:widowControl/>
       </w:pPr>
       <w:r>
@@ -2901,6 +3029,8 @@
     </w:p>
     <w:p>
       <w:pPr>
+        <w:keepNext/>
+        <w:keepLines/>
         <w:spacing w:after="100"/>
       </w:pPr>
       <w:r>
@@ -2912,13 +3042,15 @@
         <w:t xml:space="preserve">教师说  </w:t>
       </w:r>
       <w:r>
-        <w:t>伤害很深、记得很久，与有没有力量面对生活，是同一把尺子吗？请把两处证据连起来说。</w:t>
+        <w:t>伤害记得很久，与得到面对生活的力量，是同一把尺子吗？请把两处证据连起来说。</w:t>
         <w:br/>
-        <w:t>可以保留判断，也可以加上“从这个方面看”。一个经历影响了人，还不能直接说明它值得赞美。</w:t>
-      </w:r>
-    </w:p>
-    <w:p>
-      <w:pPr>
+        <w:t>可以保留判断，也可以加上“从这个方面看”。但还有一步要检验：一个经历影响很深，就一定值得赞美吗？</w:t>
+      </w:r>
+    </w:p>
+    <w:p>
+      <w:pPr>
+        <w:keepNext/>
+        <w:keepLines/>
         <w:spacing w:after="100"/>
       </w:pPr>
       <w:r>
@@ -2930,11 +3062,13 @@
         <w:t xml:space="preserve">画面  </w:t>
       </w:r>
       <w:r>
-        <w:t>文字上方留白，图形下方同一孩子保留冷暖两类线；不用天平或胜负。</w:t>
-      </w:r>
-    </w:p>
-    <w:p>
-      <w:pPr>
+        <w:t>同一个孩子保留冷暖两类线，两种影响不相互抵消。镜头先看清它们，再沿尚未完成的路线走向外祖父的经历；不显示价值判断的答案。</w:t>
+      </w:r>
+    </w:p>
+    <w:p>
+      <w:pPr>
+        <w:keepNext/>
+        <w:keepLines/>
         <w:spacing w:after="100"/>
       </w:pPr>
       <w:r>
@@ -2951,6 +3085,8 @@
     </w:p>
     <w:p>
       <w:pPr>
+        <w:keepNext w:val="0"/>
+        <w:keepLines/>
         <w:spacing w:after="100"/>
       </w:pPr>
       <w:r>
@@ -2968,6 +3104,7 @@
     <w:p>
       <w:pPr>
         <w:pStyle w:val="Caption"/>
+        <w:keepNext/>
         <w:widowControl/>
         <w:pageBreakBefore/>
       </w:pPr>
@@ -2978,6 +3115,8 @@
     <w:p>
       <w:pPr>
         <w:pStyle w:val="Heading2"/>
+        <w:keepNext/>
+        <w:keepLines/>
       </w:pPr>
       <w:r>
         <w:t>11　先看完整的画</w:t>
@@ -2986,6 +3125,8 @@
     <w:p>
       <w:pPr>
         <w:pStyle w:val="Caption"/>
+        <w:keepNext/>
+        <w:keepLines/>
         <w:widowControl/>
       </w:pPr>
       <w:r>
@@ -2994,6 +3135,8 @@
     </w:p>
     <w:p>
       <w:pPr>
+        <w:keepNext/>
+        <w:keepLines/>
         <w:spacing w:after="100"/>
       </w:pPr>
       <w:r>
@@ -3010,6 +3153,8 @@
     </w:p>
     <w:p>
       <w:pPr>
+        <w:keepNext/>
+        <w:keepLines/>
         <w:spacing w:after="100"/>
       </w:pPr>
       <w:r>
@@ -3026,6 +3171,8 @@
     </w:p>
     <w:p>
       <w:pPr>
+        <w:keepNext w:val="0"/>
+        <w:keepLines/>
         <w:spacing w:after="100"/>
       </w:pPr>
       <w:r>
@@ -3043,6 +3190,8 @@
     <w:p>
       <w:pPr>
         <w:pStyle w:val="Heading2"/>
+        <w:keepNext/>
+        <w:keepLines/>
       </w:pPr>
       <w:r>
         <w:t>12　再看一次绷紧的纤绳</w:t>
@@ -3051,6 +3200,8 @@
     <w:p>
       <w:pPr>
         <w:pStyle w:val="Caption"/>
+        <w:keepNext/>
+        <w:keepLines/>
         <w:widowControl/>
       </w:pPr>
       <w:r>
@@ -3059,6 +3210,8 @@
     </w:p>
     <w:p>
       <w:pPr>
+        <w:keepNext/>
+        <w:keepLines/>
         <w:spacing w:after="100"/>
       </w:pPr>
       <w:r>
@@ -3075,6 +3228,8 @@
     </w:p>
     <w:p>
       <w:pPr>
+        <w:keepNext w:val="0"/>
+        <w:keepLines/>
         <w:spacing w:after="100"/>
       </w:pPr>
       <w:r>
@@ -3092,6 +3247,8 @@
     <w:p>
       <w:pPr>
         <w:pStyle w:val="Heading2"/>
+        <w:keepNext/>
+        <w:keepLines/>
       </w:pPr>
       <w:r>
         <w:t>13　回到人物自己的讲述</w:t>
@@ -3100,6 +3257,8 @@
     <w:p>
       <w:pPr>
         <w:pStyle w:val="Caption"/>
+        <w:keepNext/>
+        <w:keepLines/>
         <w:widowControl/>
       </w:pPr>
       <w:r>
@@ -3108,6 +3267,8 @@
     </w:p>
     <w:p>
       <w:pPr>
+        <w:keepNext/>
+        <w:keepLines/>
         <w:spacing w:after="100"/>
       </w:pPr>
       <w:r>
@@ -3124,6 +3285,8 @@
     </w:p>
     <w:p>
       <w:pPr>
+        <w:keepNext/>
+        <w:keepLines/>
         <w:spacing w:after="100"/>
       </w:pPr>
       <w:r>
@@ -3140,6 +3303,8 @@
     </w:p>
     <w:p>
       <w:pPr>
+        <w:keepNext w:val="0"/>
+        <w:keepLines/>
         <w:spacing w:after="100"/>
       </w:pPr>
       <w:r>
@@ -3157,14 +3322,18 @@
     <w:p>
       <w:pPr>
         <w:pStyle w:val="Heading2"/>
-      </w:pPr>
-      <w:r>
-        <w:t>14　他经历过什么，又怎样解释</w:t>
+        <w:keepNext/>
+        <w:keepLines/>
+      </w:pPr>
+      <w:r>
+        <w:t>14　他也曾受过这样的苦</w:t>
       </w:r>
     </w:p>
     <w:p>
       <w:pPr>
         <w:pStyle w:val="Caption"/>
+        <w:keepNext/>
+        <w:keepLines/>
         <w:widowControl/>
       </w:pPr>
       <w:r>
@@ -3173,6 +3342,8 @@
     </w:p>
     <w:p>
       <w:pPr>
+        <w:keepNext/>
+        <w:keepLines/>
         <w:spacing w:after="100"/>
       </w:pPr>
       <w:r>
@@ -3184,13 +3355,13 @@
         <w:t xml:space="preserve">教师说  </w:t>
       </w:r>
       <w:r>
-        <w:t>读外祖父的话，找两种文字：他受过什么苦，他又怎样解释打孩子。</w:t>
-        <w:br/>
-        <w:t>请各报一个短证据。</w:t>
-      </w:r>
-    </w:p>
-    <w:p>
-      <w:pPr>
+        <w:t>读他讲自己受苦的三段话。哪处细节，让你对这个人多了一点理解？请读出一句，先把你的感受留下。</w:t>
+      </w:r>
+    </w:p>
+    <w:p>
+      <w:pPr>
+        <w:keepNext/>
+        <w:keepLines/>
         <w:spacing w:after="100"/>
       </w:pPr>
       <w:r>
@@ -3202,11 +3373,13 @@
         <w:t xml:space="preserve">画面  </w:t>
       </w:r>
       <w:r>
-        <w:t>劳动意象退到下缘。原文分段留白，不把不相邻摘录伪装成连续全文。</w:t>
-      </w:r>
-    </w:p>
-    <w:p>
-      <w:pPr>
+        <w:t>完整原画已经收回，绷紧的纤绳接到外祖父的三段经历。此时只显示他受过的苦与后来熬出头的事实，尚不展示打孩子的辩护；阅读时人物与纤绳静止。</w:t>
+      </w:r>
+    </w:p>
+    <w:p>
+      <w:pPr>
+        <w:keepNext/>
+        <w:keepLines/>
         <w:spacing w:after="100"/>
       </w:pPr>
       <w:r>
@@ -3218,38 +3391,249 @@
         <w:t xml:space="preserve">停留  </w:t>
       </w:r>
       <w:r>
-        <w:t>独立读50秒；两人各报一个短证据。</w:t>
+        <w:t>说明10秒；完整默读50秒；一人读出证据20秒。</w:t>
+      </w:r>
+    </w:p>
+    <w:p>
+      <w:pPr>
+        <w:keepNext w:val="0"/>
+        <w:keepLines/>
+        <w:spacing w:after="100"/>
+      </w:pPr>
+      <w:r>
+        <w:rPr>
+          <w:rFonts w:ascii="Noto Sans CJK SC" w:hAnsi="Noto Sans CJK SC"/>
+          <w:b/>
+          <w:color w:val="000000"/>
+        </w:rPr>
+        <w:t xml:space="preserve">按需承接  </w:t>
+      </w:r>
+      <w:r>
+        <w:t>可以同情他的处境，也可以保留不同感受；请指出具体文字，不急着用这段经历解释他的全部行为。</w:t>
+      </w:r>
+    </w:p>
+    <w:p>
+      <w:pPr>
+        <w:pStyle w:val="Heading2"/>
+        <w:keepNext/>
+        <w:keepLines/>
+      </w:pPr>
+      <w:r>
+        <w:t>15　自省与辩解同时存在</w:t>
       </w:r>
     </w:p>
     <w:p>
       <w:pPr>
         <w:pStyle w:val="Caption"/>
+        <w:keepNext/>
+        <w:keepLines/>
+        <w:widowControl/>
+      </w:pPr>
+      <w:r>
+        <w:t>12:31—12:56　｜　网页定位：contradiction</w:t>
+      </w:r>
+    </w:p>
+    <w:p>
+      <w:pPr>
+        <w:keepNext/>
+        <w:keepLines/>
+        <w:spacing w:after="100"/>
+      </w:pPr>
+      <w:r>
+        <w:rPr>
+          <w:rFonts w:ascii="Noto Sans CJK SC" w:hAnsi="Noto Sans CJK SC"/>
+          <w:b/>
+          <w:color w:val="000000"/>
+        </w:rPr>
+        <w:t xml:space="preserve">教师说  </w:t>
+      </w:r>
+      <w:r>
+        <w:t>刚才讲起受苦的，也是说这两句话的人。把它们连起来读，你刚才的理解有没有遇到新的疑问？</w:t>
+      </w:r>
+    </w:p>
+    <w:p>
+      <w:pPr>
+        <w:keepNext/>
+        <w:keepLines/>
+        <w:spacing w:after="100"/>
+      </w:pPr>
+      <w:r>
+        <w:rPr>
+          <w:rFonts w:ascii="Noto Sans CJK SC" w:hAnsi="Noto Sans CJK SC"/>
+          <w:b/>
+          <w:color w:val="000000"/>
+        </w:rPr>
+        <w:t xml:space="preserve">画面  </w:t>
+      </w:r>
+      <w:r>
+        <w:t>第一次展开“太过分了”与“是受教训”两段独立摘录。纤绳仍表示他的经历，旁边出现待检验的虚线推论；经历与辩护不合并为已成立的因果。</w:t>
+      </w:r>
+    </w:p>
+    <w:p>
+      <w:pPr>
+        <w:keepNext/>
+        <w:keepLines/>
+        <w:spacing w:after="100"/>
+      </w:pPr>
+      <w:r>
+        <w:rPr>
+          <w:rFonts w:ascii="Noto Sans CJK SC" w:hAnsi="Noto Sans CJK SC"/>
+          <w:b/>
+          <w:color w:val="000000"/>
+        </w:rPr>
+        <w:t xml:space="preserve">停留  </w:t>
+      </w:r>
+      <w:r>
+        <w:t>先静读两句话，保留新的疑问；下一拍再听学生说明。</w:t>
+      </w:r>
+    </w:p>
+    <w:p>
+      <w:pPr>
+        <w:keepNext w:val="0"/>
+        <w:keepLines/>
+        <w:spacing w:after="100"/>
+      </w:pPr>
+      <w:r>
+        <w:rPr>
+          <w:rFonts w:ascii="Noto Sans CJK SC" w:hAnsi="Noto Sans CJK SC"/>
+          <w:b/>
+          <w:color w:val="000000"/>
+        </w:rPr>
+        <w:t xml:space="preserve">按需承接  </w:t>
+      </w:r>
+      <w:r>
+        <w:t>若急着只说“坏人”：请把承认过分和继续辩解两面都放回原话，保留人物的复杂性。</w:t>
+      </w:r>
+    </w:p>
+    <w:p>
+      <w:pPr>
+        <w:pStyle w:val="Heading2"/>
+        <w:keepNext/>
+        <w:keepLines/>
+      </w:pPr>
+      <w:r>
+        <w:t>16　记得自己的痛</w:t>
+      </w:r>
+    </w:p>
+    <w:p>
+      <w:pPr>
+        <w:pStyle w:val="Caption"/>
+        <w:keepNext/>
+        <w:keepLines/>
+        <w:widowControl/>
+      </w:pPr>
+      <w:r>
+        <w:t>12:56—13:26　｜　网页定位：first-turn</w:t>
+      </w:r>
+    </w:p>
+    <w:p>
+      <w:pPr>
+        <w:keepNext/>
+        <w:keepLines/>
+        <w:spacing w:after="100"/>
+      </w:pPr>
+      <w:r>
+        <w:rPr>
+          <w:rFonts w:ascii="Noto Sans CJK SC" w:hAnsi="Noto Sans CJK SC"/>
+          <w:b/>
+          <w:color w:val="000000"/>
+        </w:rPr>
+        <w:t xml:space="preserve">教师说  </w:t>
+      </w:r>
+      <w:r>
+        <w:t>如果受过苦，就一定更懂得善待别人，为什么外祖父记得自己的痛，却仍把痛给了孩子？请先说出你的理由。</w:t>
+      </w:r>
+    </w:p>
+    <w:p>
+      <w:pPr>
+        <w:keepNext/>
+        <w:keepLines/>
+        <w:spacing w:after="100"/>
+      </w:pPr>
+      <w:r>
+        <w:rPr>
+          <w:rFonts w:ascii="Noto Sans CJK SC" w:hAnsi="Noto Sans CJK SC"/>
+          <w:b/>
+          <w:color w:val="000000"/>
+        </w:rPr>
+        <w:t xml:space="preserve">画面  </w:t>
+      </w:r>
+      <w:r>
+        <w:t>虚线箭头保持未断状态。此时没有答案动画；画面必须等学生判断。</w:t>
+      </w:r>
+    </w:p>
+    <w:p>
+      <w:pPr>
+        <w:keepNext/>
+        <w:keepLines/>
+        <w:spacing w:after="100"/>
+      </w:pPr>
+      <w:r>
+        <w:rPr>
+          <w:rFonts w:ascii="Noto Sans CJK SC" w:hAnsi="Noto Sans CJK SC"/>
+          <w:b/>
+          <w:color w:val="000000"/>
+        </w:rPr>
+        <w:t xml:space="preserve">停留  </w:t>
+      </w:r>
+      <w:r>
+        <w:t>提问后真正等8秒，再接一位同学的短答。</w:t>
+      </w:r>
+    </w:p>
+    <w:p>
+      <w:pPr>
+        <w:keepNext w:val="0"/>
+        <w:keepLines/>
+        <w:spacing w:after="100"/>
+      </w:pPr>
+      <w:r>
+        <w:rPr>
+          <w:rFonts w:ascii="Noto Sans CJK SC" w:hAnsi="Noto Sans CJK SC"/>
+          <w:b/>
+          <w:color w:val="000000"/>
+        </w:rPr>
+        <w:t xml:space="preserve">按需承接  </w:t>
+      </w:r>
+      <w:r>
+        <w:t>这里检验的是“一定”。可以理解、同情他的经历，也可以坚持孩子不应被打；不要求学生表态是否原谅。</w:t>
+      </w:r>
+    </w:p>
+    <w:p>
+      <w:pPr>
+        <w:pStyle w:val="Caption"/>
+        <w:keepNext/>
         <w:widowControl/>
         <w:pageBreakBefore/>
       </w:pPr>
       <w:r>
-        <w:t>经历与理由  /  教师现场用稿</w:t>
+        <w:t>补回代价  /  教师现场用稿</w:t>
       </w:r>
     </w:p>
     <w:p>
       <w:pPr>
         <w:pStyle w:val="Heading2"/>
-      </w:pPr>
-      <w:r>
-        <w:t>15　自省与辩解同时存在</w:t>
+        <w:keepNext/>
+        <w:keepLines/>
+      </w:pPr>
+      <w:r>
+        <w:t>17　三次修复，一次深入</w:t>
       </w:r>
     </w:p>
     <w:p>
       <w:pPr>
         <w:pStyle w:val="Caption"/>
-        <w:widowControl/>
-      </w:pPr>
-      <w:r>
-        <w:t>12:31—12:56　｜　网页定位：contradiction</w:t>
-      </w:r>
-    </w:p>
-    <w:p>
-      <w:pPr>
+        <w:keepNext/>
+        <w:keepLines/>
+        <w:widowControl/>
+      </w:pPr>
+      <w:r>
+        <w:t>13:26—13:51　｜　网页定位：rules</w:t>
+      </w:r>
+    </w:p>
+    <w:p>
+      <w:pPr>
+        <w:keepNext/>
+        <w:keepLines/>
         <w:spacing w:after="100"/>
       </w:pPr>
       <w:r>
@@ -3261,11 +3645,13 @@
         <w:t xml:space="preserve">教师说  </w:t>
       </w:r>
       <w:r>
-        <w:t>他会说“太过分了”，也会亲近孩子。可他仍把亲人的殴打叫作受教训。我们需要同时看见这两面，而不是急着给他贴一个标签。</w:t>
-      </w:r>
-    </w:p>
-    <w:p>
-      <w:pPr>
+        <w:t>三张卡都是老师拟写的概括，不是原著原句。先读，隐去后记下一点，再回原文核对。补回遗漏、检验推论、准确赞美。我们不比谁记得快，只比谁的判断更经得起文字检验。</w:t>
+      </w:r>
+    </w:p>
+    <w:p>
+      <w:pPr>
+        <w:keepNext w:val="0"/>
+        <w:keepLines/>
         <w:spacing w:after="100"/>
       </w:pPr>
       <w:r>
@@ -3277,28 +3663,34 @@
         <w:t xml:space="preserve">画面  </w:t>
       </w:r>
       <w:r>
-        <w:t>两个独立摘录同时保留。纤绳是他的经历，旁边新增的是尚未成立的虚线推论，两者不混成因果。</w:t>
+        <w:t>线条显出三种动作：补一段缺线、检查连线、把线落到具体行动。此处不显示答案。</w:t>
       </w:r>
     </w:p>
     <w:p>
       <w:pPr>
         <w:pStyle w:val="Heading2"/>
-      </w:pPr>
-      <w:r>
-        <w:t>16　记得自己的痛</w:t>
+        <w:keepNext/>
+        <w:keepLines/>
+      </w:pPr>
+      <w:r>
+        <w:t>18　第一关：再读感受</w:t>
       </w:r>
     </w:p>
     <w:p>
       <w:pPr>
         <w:pStyle w:val="Caption"/>
-        <w:widowControl/>
-      </w:pPr>
-      <w:r>
-        <w:t>12:56—13:26　｜　网页定位：first-turn</w:t>
-      </w:r>
-    </w:p>
-    <w:p>
-      <w:pPr>
+        <w:keepNext/>
+        <w:keepLines/>
+        <w:widowControl/>
+      </w:pPr>
+      <w:r>
+        <w:t>13:51—14:09　｜　网页定位：g1-read</w:t>
+      </w:r>
+    </w:p>
+    <w:p>
+      <w:pPr>
+        <w:keepNext/>
+        <w:keepLines/>
         <w:spacing w:after="100"/>
       </w:pPr>
       <w:r>
@@ -3310,13 +3702,13 @@
         <w:t xml:space="preserve">教师说  </w:t>
       </w:r>
       <w:r>
-        <w:t>他记得自己的痛，也真的熬过艰难。可是，这能成为他伤害阿廖沙的理由吗？</w:t>
-        <w:br/>
-        <w:t>先别等画面替我们回答，把你的理由说出来。</w:t>
-      </w:r>
-    </w:p>
-    <w:p>
-      <w:pPr>
+        <w:t>（保持安静，留给学生阅读、讨论或书写。）</w:t>
+      </w:r>
+    </w:p>
+    <w:p>
+      <w:pPr>
+        <w:keepNext/>
+        <w:keepLines/>
         <w:spacing w:after="100"/>
       </w:pPr>
       <w:r>
@@ -3328,11 +3720,13 @@
         <w:t xml:space="preserve">画面  </w:t>
       </w:r>
       <w:r>
-        <w:t>虚线箭头保持未断状态。此时没有答案动画；画面必须等学生判断。</w:t>
-      </w:r>
-    </w:p>
-    <w:p>
-      <w:pPr>
+        <w:t>原文居中，启动18秒。</w:t>
+      </w:r>
+    </w:p>
+    <w:p>
+      <w:pPr>
+        <w:keepNext w:val="0"/>
+        <w:keepLines/>
         <w:spacing w:after="100"/>
       </w:pPr>
       <w:r>
@@ -3344,209 +3738,99 @@
         <w:t xml:space="preserve">停留  </w:t>
       </w:r>
       <w:r>
-        <w:t>提问后真正等8秒，再接一位同学的短答。</w:t>
+        <w:t>保持安静。到时由教师推进，原文才隐去。</w:t>
+      </w:r>
+    </w:p>
+    <w:p>
+      <w:pPr>
+        <w:pStyle w:val="Heading2"/>
+        <w:keepNext/>
+        <w:keepLines/>
+      </w:pPr>
+      <w:r>
+        <w:t>19　留下一个词</w:t>
       </w:r>
     </w:p>
     <w:p>
       <w:pPr>
         <w:pStyle w:val="Caption"/>
-        <w:widowControl/>
-        <w:pageBreakBefore/>
-      </w:pPr>
-      <w:r>
-        <w:t>补回代价  /  教师现场用稿</w:t>
+        <w:keepNext/>
+        <w:keepLines/>
+        <w:widowControl/>
+      </w:pPr>
+      <w:r>
+        <w:t>14:09—14:21　｜　网页定位：g1-recall</w:t>
+      </w:r>
+    </w:p>
+    <w:p>
+      <w:pPr>
+        <w:keepNext/>
+        <w:keepLines/>
+        <w:spacing w:after="100"/>
+      </w:pPr>
+      <w:r>
+        <w:rPr>
+          <w:rFonts w:ascii="Noto Sans CJK SC" w:hAnsi="Noto Sans CJK SC"/>
+          <w:b/>
+          <w:color w:val="000000"/>
+        </w:rPr>
+        <w:t xml:space="preserve">教师说  </w:t>
+      </w:r>
+      <w:r>
+        <w:t>记下你最想保留的一个词。</w:t>
+      </w:r>
+    </w:p>
+    <w:p>
+      <w:pPr>
+        <w:keepNext/>
+        <w:keepLines/>
+        <w:spacing w:after="100"/>
+      </w:pPr>
+      <w:r>
+        <w:rPr>
+          <w:rFonts w:ascii="Noto Sans CJK SC" w:hAnsi="Noto Sans CJK SC"/>
+          <w:b/>
+          <w:color w:val="000000"/>
+        </w:rPr>
+        <w:t xml:space="preserve">画面  </w:t>
+      </w:r>
+      <w:r>
+        <w:t>原文隐去，留出清楚的记录提示。</w:t>
+      </w:r>
+    </w:p>
+    <w:p>
+      <w:pPr>
+        <w:keepNext w:val="0"/>
+        <w:keepLines/>
+        <w:spacing w:after="100"/>
+      </w:pPr>
+      <w:r>
+        <w:rPr>
+          <w:rFonts w:ascii="Noto Sans CJK SC" w:hAnsi="Noto Sans CJK SC"/>
+          <w:b/>
+          <w:color w:val="000000"/>
+        </w:rPr>
+        <w:t xml:space="preserve">停留  </w:t>
+      </w:r>
+      <w:r>
+        <w:t>12秒，学生写在阅读本。</w:t>
       </w:r>
     </w:p>
     <w:p>
       <w:pPr>
         <w:pStyle w:val="Heading2"/>
-      </w:pPr>
-      <w:r>
-        <w:t>17　三次修复，一次深入</w:t>
+        <w:keepNext/>
+        <w:keepLines/>
+      </w:pPr>
+      <w:r>
+        <w:t>20　让变化与代价同时可见</w:t>
       </w:r>
     </w:p>
     <w:p>
       <w:pPr>
         <w:pStyle w:val="Caption"/>
-        <w:widowControl/>
-      </w:pPr>
-      <w:r>
-        <w:t>13:26—13:51　｜　网页定位：rules</w:t>
-      </w:r>
-    </w:p>
-    <w:p>
-      <w:pPr>
-        <w:spacing w:after="100"/>
-      </w:pPr>
-      <w:r>
-        <w:rPr>
-          <w:rFonts w:ascii="Noto Sans CJK SC" w:hAnsi="Noto Sans CJK SC"/>
-          <w:b/>
-          <w:color w:val="000000"/>
-        </w:rPr>
-        <w:t xml:space="preserve">教师说  </w:t>
-      </w:r>
-      <w:r>
-        <w:t>三张卡都是老师拟写的概括，不是原著原句。先读，隐去后记下一点，再回原文核对。补回遗漏、检验推论、准确赞美。我们不比谁记得快，只比谁的判断更经得起文字检验。</w:t>
-      </w:r>
-    </w:p>
-    <w:p>
-      <w:pPr>
-        <w:spacing w:after="100"/>
-      </w:pPr>
-      <w:r>
-        <w:rPr>
-          <w:rFonts w:ascii="Noto Sans CJK SC" w:hAnsi="Noto Sans CJK SC"/>
-          <w:b/>
-          <w:color w:val="000000"/>
-        </w:rPr>
-        <w:t xml:space="preserve">画面  </w:t>
-      </w:r>
-      <w:r>
-        <w:t>线条显出三种动作：补一段缺线、检查连线、把线落到具体行动。此处不显示答案。</w:t>
-      </w:r>
-    </w:p>
-    <w:p>
-      <w:pPr>
-        <w:pStyle w:val="Heading2"/>
-      </w:pPr>
-      <w:r>
-        <w:t>18　第一关：再读感受</w:t>
-      </w:r>
-    </w:p>
-    <w:p>
-      <w:pPr>
-        <w:pStyle w:val="Caption"/>
-        <w:widowControl/>
-      </w:pPr>
-      <w:r>
-        <w:t>13:51—14:09　｜　网页定位：g1-read</w:t>
-      </w:r>
-    </w:p>
-    <w:p>
-      <w:pPr>
-        <w:spacing w:after="100"/>
-      </w:pPr>
-      <w:r>
-        <w:rPr>
-          <w:rFonts w:ascii="Noto Sans CJK SC" w:hAnsi="Noto Sans CJK SC"/>
-          <w:b/>
-          <w:color w:val="000000"/>
-        </w:rPr>
-        <w:t xml:space="preserve">教师说  </w:t>
-      </w:r>
-      <w:r>
-        <w:t>（保持安静，留给学生阅读、讨论或书写。）</w:t>
-      </w:r>
-    </w:p>
-    <w:p>
-      <w:pPr>
-        <w:spacing w:after="100"/>
-      </w:pPr>
-      <w:r>
-        <w:rPr>
-          <w:rFonts w:ascii="Noto Sans CJK SC" w:hAnsi="Noto Sans CJK SC"/>
-          <w:b/>
-          <w:color w:val="000000"/>
-        </w:rPr>
-        <w:t xml:space="preserve">画面  </w:t>
-      </w:r>
-      <w:r>
-        <w:t>原文居中，启动18秒。</w:t>
-      </w:r>
-    </w:p>
-    <w:p>
-      <w:pPr>
-        <w:spacing w:after="100"/>
-      </w:pPr>
-      <w:r>
-        <w:rPr>
-          <w:rFonts w:ascii="Noto Sans CJK SC" w:hAnsi="Noto Sans CJK SC"/>
-          <w:b/>
-          <w:color w:val="000000"/>
-        </w:rPr>
-        <w:t xml:space="preserve">停留  </w:t>
-      </w:r>
-      <w:r>
-        <w:t>保持安静。到时由教师推进，原文才隐去。</w:t>
-      </w:r>
-    </w:p>
-    <w:p>
-      <w:pPr>
-        <w:pStyle w:val="Heading2"/>
-      </w:pPr>
-      <w:r>
-        <w:t>19　留下一个词</w:t>
-      </w:r>
-    </w:p>
-    <w:p>
-      <w:pPr>
-        <w:pStyle w:val="Caption"/>
-        <w:widowControl/>
-      </w:pPr>
-      <w:r>
-        <w:t>14:09—14:21　｜　网页定位：g1-recall</w:t>
-      </w:r>
-    </w:p>
-    <w:p>
-      <w:pPr>
-        <w:spacing w:after="100"/>
-      </w:pPr>
-      <w:r>
-        <w:rPr>
-          <w:rFonts w:ascii="Noto Sans CJK SC" w:hAnsi="Noto Sans CJK SC"/>
-          <w:b/>
-          <w:color w:val="000000"/>
-        </w:rPr>
-        <w:t xml:space="preserve">教师说  </w:t>
-      </w:r>
-      <w:r>
-        <w:t>记下你最想保留的一个词。</w:t>
-      </w:r>
-    </w:p>
-    <w:p>
-      <w:pPr>
-        <w:spacing w:after="100"/>
-      </w:pPr>
-      <w:r>
-        <w:rPr>
-          <w:rFonts w:ascii="Noto Sans CJK SC" w:hAnsi="Noto Sans CJK SC"/>
-          <w:b/>
-          <w:color w:val="000000"/>
-        </w:rPr>
-        <w:t xml:space="preserve">画面  </w:t>
-      </w:r>
-      <w:r>
-        <w:t>原文隐去，留出清楚的记录提示。</w:t>
-      </w:r>
-    </w:p>
-    <w:p>
-      <w:pPr>
-        <w:spacing w:after="100"/>
-      </w:pPr>
-      <w:r>
-        <w:rPr>
-          <w:rFonts w:ascii="Noto Sans CJK SC" w:hAnsi="Noto Sans CJK SC"/>
-          <w:b/>
-          <w:color w:val="000000"/>
-        </w:rPr>
-        <w:t xml:space="preserve">停留  </w:t>
-      </w:r>
-      <w:r>
-        <w:t>12秒，学生写在阅读本。</w:t>
-      </w:r>
-    </w:p>
-    <w:p>
-      <w:pPr>
-        <w:pStyle w:val="Heading2"/>
-      </w:pPr>
-      <w:r>
-        <w:t>20　让变化与代价同时可见</w:t>
-      </w:r>
-    </w:p>
-    <w:p>
-      <w:pPr>
-        <w:pStyle w:val="Caption"/>
+        <w:keepNext/>
+        <w:keepLines/>
         <w:widowControl/>
       </w:pPr>
       <w:r>
@@ -3555,6 +3839,8 @@
     </w:p>
     <w:p>
       <w:pPr>
+        <w:keepNext/>
+        <w:keepLines/>
         <w:spacing w:after="100"/>
       </w:pPr>
       <w:r>
@@ -3573,6 +3859,8 @@
     </w:p>
     <w:p>
       <w:pPr>
+        <w:keepNext/>
+        <w:keepLines/>
         <w:spacing w:after="100"/>
       </w:pPr>
       <w:r>
@@ -3589,6 +3877,8 @@
     </w:p>
     <w:p>
       <w:pPr>
+        <w:keepNext/>
+        <w:keepLines/>
         <w:spacing w:after="100"/>
       </w:pPr>
       <w:r>
@@ -3605,6 +3895,8 @@
     </w:p>
     <w:p>
       <w:pPr>
+        <w:keepNext w:val="0"/>
+        <w:keepLines/>
         <w:spacing w:after="100"/>
       </w:pPr>
       <w:r>
@@ -3621,33 +3913,97 @@
     </w:p>
     <w:p>
       <w:pPr>
+        <w:pStyle w:val="Heading2"/>
+        <w:keepNext/>
+        <w:keepLines/>
+      </w:pPr>
+      <w:r>
+        <w:t>21　把遗漏的部分接回来</w:t>
+      </w:r>
+    </w:p>
+    <w:p>
+      <w:pPr>
         <w:pStyle w:val="Caption"/>
+        <w:keepNext/>
+        <w:keepLines/>
+        <w:widowControl/>
+      </w:pPr>
+      <w:r>
+        <w:t>15:56—16:06　｜　网页定位：g1-record</w:t>
+      </w:r>
+    </w:p>
+    <w:p>
+      <w:pPr>
+        <w:keepNext/>
+        <w:keepLines/>
+        <w:spacing w:after="100"/>
+      </w:pPr>
+      <w:r>
+        <w:rPr>
+          <w:rFonts w:ascii="Noto Sans CJK SC" w:hAnsi="Noto Sans CJK SC"/>
+          <w:b/>
+          <w:color w:val="000000"/>
+        </w:rPr>
+        <w:t xml:space="preserve">教师说  </w:t>
+      </w:r>
+      <w:r>
+        <w:t>现在，变化和它带来的代价都被看见了。请把修订留在自己的阅读本上。</w:t>
+      </w:r>
+    </w:p>
+    <w:p>
+      <w:pPr>
+        <w:keepNext w:val="0"/>
+        <w:keepLines/>
+        <w:spacing w:after="100"/>
+      </w:pPr>
+      <w:r>
+        <w:rPr>
+          <w:rFonts w:ascii="Noto Sans CJK SC" w:hAnsi="Noto Sans CJK SC"/>
+          <w:b/>
+          <w:color w:val="000000"/>
+        </w:rPr>
+        <w:t xml:space="preserve">画面  </w:t>
+      </w:r>
+      <w:r>
+        <w:t>原句的缺口旁留下修订笔迹。补上的冷色感受仍可辨认，不把它染成同一种暖色。第一关的痕迹保留到第三关。</w:t>
+      </w:r>
+    </w:p>
+    <w:p>
+      <w:pPr>
+        <w:pStyle w:val="Caption"/>
+        <w:keepNext/>
         <w:widowControl/>
         <w:pageBreakBefore/>
       </w:pPr>
       <w:r>
-        <w:t>补回代价  /  教师现场用稿</w:t>
+        <w:t>检验推论  /  教师现场用稿</w:t>
       </w:r>
     </w:p>
     <w:p>
       <w:pPr>
         <w:pStyle w:val="Heading2"/>
-      </w:pPr>
-      <w:r>
-        <w:t>21　把遗漏的部分接回来</w:t>
+        <w:keepNext/>
+        <w:keepLines/>
+      </w:pPr>
+      <w:r>
+        <w:t>22　第二关：读他的说法</w:t>
       </w:r>
     </w:p>
     <w:p>
       <w:pPr>
         <w:pStyle w:val="Caption"/>
-        <w:widowControl/>
-      </w:pPr>
-      <w:r>
-        <w:t>15:56—16:06　｜　网页定位：g1-record</w:t>
-      </w:r>
-    </w:p>
-    <w:p>
-      <w:pPr>
+        <w:keepNext/>
+        <w:keepLines/>
+        <w:widowControl/>
+      </w:pPr>
+      <w:r>
+        <w:t>16:06—16:24　｜　网页定位：g2-read</w:t>
+      </w:r>
+    </w:p>
+    <w:p>
+      <w:pPr>
+        <w:keepNext/>
+        <w:keepLines/>
         <w:spacing w:after="100"/>
       </w:pPr>
       <w:r>
@@ -3659,11 +4015,13 @@
         <w:t xml:space="preserve">教师说  </w:t>
       </w:r>
       <w:r>
-        <w:t>现在，变化和它带来的代价都被看见了。请把修订留在自己的阅读本上。</w:t>
-      </w:r>
-    </w:p>
-    <w:p>
-      <w:pPr>
+        <w:t>（保持安静，留给学生阅读、讨论或书写。）</w:t>
+      </w:r>
+    </w:p>
+    <w:p>
+      <w:pPr>
+        <w:keepNext/>
+        <w:keepLines/>
         <w:spacing w:after="100"/>
       </w:pPr>
       <w:r>
@@ -3675,160 +4033,117 @@
         <w:t xml:space="preserve">画面  </w:t>
       </w:r>
       <w:r>
-        <w:t>原句的缺口旁留下修订笔迹。补上的冷色感受仍可辨认，不把它染成同一种暖色。第一关的痕迹保留到第三关。</w:t>
+        <w:t>先显示外祖父相关原句，因果线尚未出现。</w:t>
+      </w:r>
+    </w:p>
+    <w:p>
+      <w:pPr>
+        <w:keepNext w:val="0"/>
+        <w:keepLines/>
+        <w:spacing w:after="100"/>
+      </w:pPr>
+      <w:r>
+        <w:rPr>
+          <w:rFonts w:ascii="Noto Sans CJK SC" w:hAnsi="Noto Sans CJK SC"/>
+          <w:b/>
+          <w:color w:val="000000"/>
+        </w:rPr>
+        <w:t xml:space="preserve">停留  </w:t>
+      </w:r>
+      <w:r>
+        <w:t>18秒重读。</w:t>
+      </w:r>
+    </w:p>
+    <w:p>
+      <w:pPr>
+        <w:pStyle w:val="Heading2"/>
+        <w:keepNext/>
+        <w:keepLines/>
+      </w:pPr>
+      <w:r>
+        <w:t>23　记下一条解释</w:t>
       </w:r>
     </w:p>
     <w:p>
       <w:pPr>
         <w:pStyle w:val="Caption"/>
-        <w:widowControl/>
-        <w:pageBreakBefore/>
-      </w:pPr>
-      <w:r>
-        <w:t>检验推论  /  教师现场用稿</w:t>
+        <w:keepNext/>
+        <w:keepLines/>
+        <w:widowControl/>
+      </w:pPr>
+      <w:r>
+        <w:t>16:24—16:36　｜　网页定位：g2-recall</w:t>
+      </w:r>
+    </w:p>
+    <w:p>
+      <w:pPr>
+        <w:keepNext/>
+        <w:keepLines/>
+        <w:spacing w:after="100"/>
+      </w:pPr>
+      <w:r>
+        <w:rPr>
+          <w:rFonts w:ascii="Noto Sans CJK SC" w:hAnsi="Noto Sans CJK SC"/>
+          <w:b/>
+          <w:color w:val="000000"/>
+        </w:rPr>
+        <w:t xml:space="preserve">教师说  </w:t>
+      </w:r>
+      <w:r>
+        <w:t>记下他的一条解释。</w:t>
+      </w:r>
+    </w:p>
+    <w:p>
+      <w:pPr>
+        <w:keepNext/>
+        <w:keepLines/>
+        <w:spacing w:after="100"/>
+      </w:pPr>
+      <w:r>
+        <w:rPr>
+          <w:rFonts w:ascii="Noto Sans CJK SC" w:hAnsi="Noto Sans CJK SC"/>
+          <w:b/>
+          <w:color w:val="000000"/>
+        </w:rPr>
+        <w:t xml:space="preserve">画面  </w:t>
+      </w:r>
+      <w:r>
+        <w:t>隐去原句，只显示问题。</w:t>
+      </w:r>
+    </w:p>
+    <w:p>
+      <w:pPr>
+        <w:keepNext w:val="0"/>
+        <w:keepLines/>
+        <w:spacing w:after="100"/>
+      </w:pPr>
+      <w:r>
+        <w:rPr>
+          <w:rFonts w:ascii="Noto Sans CJK SC" w:hAnsi="Noto Sans CJK SC"/>
+          <w:b/>
+          <w:color w:val="000000"/>
+        </w:rPr>
+        <w:t xml:space="preserve">停留  </w:t>
+      </w:r>
+      <w:r>
+        <w:t>12秒，记下最短的一条解释。</w:t>
       </w:r>
     </w:p>
     <w:p>
       <w:pPr>
         <w:pStyle w:val="Heading2"/>
-      </w:pPr>
-      <w:r>
-        <w:t>22　第二关：读他的说法</w:t>
+        <w:keepNext/>
+        <w:keepLines/>
+      </w:pPr>
+      <w:r>
+        <w:t>24　检验箭头</w:t>
       </w:r>
     </w:p>
     <w:p>
       <w:pPr>
         <w:pStyle w:val="Caption"/>
-        <w:widowControl/>
-      </w:pPr>
-      <w:r>
-        <w:t>16:06—16:24　｜　网页定位：g2-read</w:t>
-      </w:r>
-    </w:p>
-    <w:p>
-      <w:pPr>
-        <w:spacing w:after="100"/>
-      </w:pPr>
-      <w:r>
-        <w:rPr>
-          <w:rFonts w:ascii="Noto Sans CJK SC" w:hAnsi="Noto Sans CJK SC"/>
-          <w:b/>
-          <w:color w:val="000000"/>
-        </w:rPr>
-        <w:t xml:space="preserve">教师说  </w:t>
-      </w:r>
-      <w:r>
-        <w:t>（保持安静，留给学生阅读、讨论或书写。）</w:t>
-      </w:r>
-    </w:p>
-    <w:p>
-      <w:pPr>
-        <w:spacing w:after="100"/>
-      </w:pPr>
-      <w:r>
-        <w:rPr>
-          <w:rFonts w:ascii="Noto Sans CJK SC" w:hAnsi="Noto Sans CJK SC"/>
-          <w:b/>
-          <w:color w:val="000000"/>
-        </w:rPr>
-        <w:t xml:space="preserve">画面  </w:t>
-      </w:r>
-      <w:r>
-        <w:t>先显示外祖父相关原句，因果线尚未出现。</w:t>
-      </w:r>
-    </w:p>
-    <w:p>
-      <w:pPr>
-        <w:spacing w:after="100"/>
-      </w:pPr>
-      <w:r>
-        <w:rPr>
-          <w:rFonts w:ascii="Noto Sans CJK SC" w:hAnsi="Noto Sans CJK SC"/>
-          <w:b/>
-          <w:color w:val="000000"/>
-        </w:rPr>
-        <w:t xml:space="preserve">停留  </w:t>
-      </w:r>
-      <w:r>
-        <w:t>18秒重读。</w:t>
-      </w:r>
-    </w:p>
-    <w:p>
-      <w:pPr>
-        <w:pStyle w:val="Heading2"/>
-      </w:pPr>
-      <w:r>
-        <w:t>23　记下一条解释</w:t>
-      </w:r>
-    </w:p>
-    <w:p>
-      <w:pPr>
-        <w:pStyle w:val="Caption"/>
-        <w:widowControl/>
-      </w:pPr>
-      <w:r>
-        <w:t>16:24—16:36　｜　网页定位：g2-recall</w:t>
-      </w:r>
-    </w:p>
-    <w:p>
-      <w:pPr>
-        <w:spacing w:after="100"/>
-      </w:pPr>
-      <w:r>
-        <w:rPr>
-          <w:rFonts w:ascii="Noto Sans CJK SC" w:hAnsi="Noto Sans CJK SC"/>
-          <w:b/>
-          <w:color w:val="000000"/>
-        </w:rPr>
-        <w:t xml:space="preserve">教师说  </w:t>
-      </w:r>
-      <w:r>
-        <w:t>记下他的一条解释。</w:t>
-      </w:r>
-    </w:p>
-    <w:p>
-      <w:pPr>
-        <w:spacing w:after="100"/>
-      </w:pPr>
-      <w:r>
-        <w:rPr>
-          <w:rFonts w:ascii="Noto Sans CJK SC" w:hAnsi="Noto Sans CJK SC"/>
-          <w:b/>
-          <w:color w:val="000000"/>
-        </w:rPr>
-        <w:t xml:space="preserve">画面  </w:t>
-      </w:r>
-      <w:r>
-        <w:t>隐去原句，只显示问题。</w:t>
-      </w:r>
-    </w:p>
-    <w:p>
-      <w:pPr>
-        <w:spacing w:after="100"/>
-      </w:pPr>
-      <w:r>
-        <w:rPr>
-          <w:rFonts w:ascii="Noto Sans CJK SC" w:hAnsi="Noto Sans CJK SC"/>
-          <w:b/>
-          <w:color w:val="000000"/>
-        </w:rPr>
-        <w:t xml:space="preserve">停留  </w:t>
-      </w:r>
-      <w:r>
-        <w:t>12秒，记下最短的一条解释。</w:t>
-      </w:r>
-    </w:p>
-    <w:p>
-      <w:pPr>
-        <w:pStyle w:val="Heading2"/>
-      </w:pPr>
-      <w:r>
-        <w:t>24　检验箭头</w:t>
-      </w:r>
-    </w:p>
-    <w:p>
-      <w:pPr>
-        <w:pStyle w:val="Caption"/>
+        <w:keepNext/>
+        <w:keepLines/>
         <w:widowControl/>
       </w:pPr>
       <w:r>
@@ -3837,6 +4152,8 @@
     </w:p>
     <w:p>
       <w:pPr>
+        <w:keepNext/>
+        <w:keepLines/>
         <w:spacing w:after="100"/>
       </w:pPr>
       <w:r>
@@ -3855,6 +4172,8 @@
     </w:p>
     <w:p>
       <w:pPr>
+        <w:keepNext/>
+        <w:keepLines/>
         <w:spacing w:after="100"/>
       </w:pPr>
       <w:r>
@@ -3866,11 +4185,13 @@
         <w:t xml:space="preserve">画面  </w:t>
       </w:r>
       <w:r>
-        <w:t>三个文字节点与虚线箭头同时出现。网页默认不替学生选择，下一页统一检验最后一条；可以按学生追问点击第一条。</w:t>
-      </w:r>
-    </w:p>
-    <w:p>
-      <w:pPr>
+        <w:t>三个文字节点与两条虚线箭头同时出现，原文仍在。先让学生判断、划断并说明理由，网页不预选；下一拍再分别检验两步推论。</w:t>
+      </w:r>
+    </w:p>
+    <w:p>
+      <w:pPr>
+        <w:keepNext/>
+        <w:keepLines/>
         <w:spacing w:after="100"/>
       </w:pPr>
       <w:r>
@@ -3887,6 +4208,8 @@
     </w:p>
     <w:p>
       <w:pPr>
+        <w:keepNext w:val="0"/>
+        <w:keepLines/>
         <w:spacing w:after="100"/>
       </w:pPr>
       <w:r>
@@ -3904,14 +4227,18 @@
     <w:p>
       <w:pPr>
         <w:pStyle w:val="Heading2"/>
-      </w:pPr>
-      <w:r>
-        <w:t>25　事实留下，错误推论断开</w:t>
+        <w:keepNext/>
+        <w:keepLines/>
+      </w:pPr>
+      <w:r>
+        <w:t>25　事实留下，两步推论都须检验</w:t>
       </w:r>
     </w:p>
     <w:p>
       <w:pPr>
         <w:pStyle w:val="Caption"/>
+        <w:keepNext/>
+        <w:keepLines/>
         <w:widowControl/>
       </w:pPr>
       <w:r>
@@ -3920,6 +4247,8 @@
     </w:p>
     <w:p>
       <w:pPr>
+        <w:keepNext/>
+        <w:keepLines/>
         <w:spacing w:after="100"/>
       </w:pPr>
       <w:r>
@@ -3931,11 +4260,13 @@
         <w:t xml:space="preserve">教师说  </w:t>
       </w:r>
       <w:r>
-        <w:t>他受过苦、后来熬出头，是经历。后来取得成绩，不能证明以前的伤害是好事，更不能证明今天可以打孩子。</w:t>
-      </w:r>
-    </w:p>
-    <w:p>
-      <w:pPr>
+        <w:t>受过欺辱、后来熬出头，都是他的经历。先后发生，不能证明成功由受辱造成；自己熬出头，也不能证明打孩子有理。</w:t>
+      </w:r>
+    </w:p>
+    <w:p>
+      <w:pPr>
+        <w:keepNext w:val="0"/>
+        <w:keepLines/>
         <w:spacing w:after="100"/>
       </w:pPr>
       <w:r>
@@ -3947,12 +4278,13 @@
         <w:t xml:space="preserve">画面  </w:t>
       </w:r>
       <w:r>
-        <w:t>前面的经历与原文仍在，只把不能推出“亲人打孩子就是教育”的第二条虚线断开。断口保留，不擦去整段经历。</w:t>
+        <w:t>原文和三个文字节点留在原处，两条虚线箭头断开，两个经历事实不被擦去。动作先出现，1.2秒后显示简短解释，分别区分先后与因果、经历与伤害理由。</w:t>
       </w:r>
     </w:p>
     <w:p>
       <w:pPr>
         <w:pStyle w:val="Caption"/>
+        <w:keepNext/>
         <w:widowControl/>
         <w:pageBreakBefore/>
       </w:pPr>
@@ -3963,6 +4295,8 @@
     <w:p>
       <w:pPr>
         <w:pStyle w:val="Heading2"/>
+        <w:keepNext/>
+        <w:keepLines/>
       </w:pPr>
       <w:r>
         <w:t>26　第三关：读保护</w:t>
@@ -3971,6 +4305,8 @@
     <w:p>
       <w:pPr>
         <w:pStyle w:val="Caption"/>
+        <w:keepNext/>
+        <w:keepLines/>
         <w:widowControl/>
       </w:pPr>
       <w:r>
@@ -3979,6 +4315,8 @@
     </w:p>
     <w:p>
       <w:pPr>
+        <w:keepNext/>
+        <w:keepLines/>
         <w:spacing w:after="100"/>
       </w:pPr>
       <w:r>
@@ -3995,6 +4333,8 @@
     </w:p>
     <w:p>
       <w:pPr>
+        <w:keepNext/>
+        <w:keepLines/>
         <w:spacing w:after="100"/>
       </w:pPr>
       <w:r>
@@ -4011,6 +4351,8 @@
     </w:p>
     <w:p>
       <w:pPr>
+        <w:keepNext w:val="0"/>
+        <w:keepLines/>
         <w:spacing w:after="100"/>
       </w:pPr>
       <w:r>
@@ -4028,6 +4370,8 @@
     <w:p>
       <w:pPr>
         <w:pStyle w:val="Heading2"/>
+        <w:keepNext/>
+        <w:keepLines/>
       </w:pPr>
       <w:r>
         <w:t>27　留下一个动作</w:t>
@@ -4036,6 +4380,8 @@
     <w:p>
       <w:pPr>
         <w:pStyle w:val="Caption"/>
+        <w:keepNext/>
+        <w:keepLines/>
         <w:widowControl/>
       </w:pPr>
       <w:r>
@@ -4044,6 +4390,8 @@
     </w:p>
     <w:p>
       <w:pPr>
+        <w:keepNext/>
+        <w:keepLines/>
         <w:spacing w:after="100"/>
       </w:pPr>
       <w:r>
@@ -4060,6 +4408,8 @@
     </w:p>
     <w:p>
       <w:pPr>
+        <w:keepNext/>
+        <w:keepLines/>
         <w:spacing w:after="100"/>
       </w:pPr>
       <w:r>
@@ -4076,6 +4426,8 @@
     </w:p>
     <w:p>
       <w:pPr>
+        <w:keepNext w:val="0"/>
+        <w:keepLines/>
         <w:spacing w:after="100"/>
       </w:pPr>
       <w:r>
@@ -4093,6 +4445,8 @@
     <w:p>
       <w:pPr>
         <w:pStyle w:val="Heading2"/>
+        <w:keepNext/>
+        <w:keepLines/>
       </w:pPr>
       <w:r>
         <w:t>28　把赞美落在选择上</w:t>
@@ -4101,6 +4455,8 @@
     <w:p>
       <w:pPr>
         <w:pStyle w:val="Caption"/>
+        <w:keepNext/>
+        <w:keepLines/>
         <w:widowControl/>
       </w:pPr>
       <w:r>
@@ -4109,6 +4465,8 @@
     </w:p>
     <w:p>
       <w:pPr>
+        <w:keepNext/>
+        <w:keepLines/>
         <w:spacing w:after="100"/>
       </w:pPr>
       <w:r>
@@ -4120,13 +4478,15 @@
         <w:t xml:space="preserve">教师说  </w:t>
       </w:r>
       <w:r>
-        <w:t>请回到原文，圈出动作、保护对象和目的。把赞美写成两句话：我赞美他什么，因为哪一句文字让我看见了什么。</w:t>
+        <w:t>请回到原文，把这句话改写成两句有依据的赞美。你要赞美他什么？哪句文字让你这样想？</w:t>
         <w:br/>
-        <w:t>请两位同学分别从行动和心意说说。听完再看自己的话，是不是只剩下“伟大”两个字。</w:t>
-      </w:r>
-    </w:p>
-    <w:p>
-      <w:pPr>
+        <w:t>请两位同学读出自己的话和依据。听完再看一看，你的赞美是否说清了原文中的人和事。</w:t>
+      </w:r>
+    </w:p>
+    <w:p>
+      <w:pPr>
+        <w:keepNext/>
+        <w:keepLines/>
         <w:spacing w:after="100"/>
       </w:pPr>
       <w:r>
@@ -4138,11 +4498,13 @@
         <w:t xml:space="preserve">画面  </w:t>
       </w:r>
       <w:r>
-        <w:t>原文与修订区留屏。保护动作仍以线描轮廓待完成，避免抢先代替学生理解。</w:t>
-      </w:r>
-    </w:p>
-    <w:p>
-      <w:pPr>
+        <w:t>原文与待修句并列，留下开放的表达位置。学生先选择证据、写出赞美；保护动作保留未完成轮廓，等下一拍才伸出胳膊。</w:t>
+      </w:r>
+    </w:p>
+    <w:p>
+      <w:pPr>
+        <w:keepNext/>
+        <w:keepLines/>
         <w:spacing w:after="100"/>
       </w:pPr>
       <w:r>
@@ -4159,6 +4521,8 @@
     </w:p>
     <w:p>
       <w:pPr>
+        <w:keepNext w:val="0"/>
+        <w:keepLines/>
         <w:spacing w:after="100"/>
       </w:pPr>
       <w:r>
@@ -4176,6 +4540,7 @@
     <w:p>
       <w:pPr>
         <w:pStyle w:val="Caption"/>
+        <w:keepNext/>
         <w:widowControl/>
         <w:pageBreakBefore/>
       </w:pPr>
@@ -4186,6 +4551,8 @@
     <w:p>
       <w:pPr>
         <w:pStyle w:val="Heading2"/>
+        <w:keepNext/>
+        <w:keepLines/>
       </w:pPr>
       <w:r>
         <w:t>29　伸出的胳膊</w:t>
@@ -4194,6 +4561,8 @@
     <w:p>
       <w:pPr>
         <w:pStyle w:val="Caption"/>
+        <w:keepNext/>
+        <w:keepLines/>
         <w:widowControl/>
       </w:pPr>
       <w:r>
@@ -4202,6 +4571,8 @@
     </w:p>
     <w:p>
       <w:pPr>
+        <w:keepNext/>
+        <w:keepLines/>
         <w:spacing w:after="100"/>
       </w:pPr>
       <w:r>
@@ -4218,6 +4589,8 @@
     </w:p>
     <w:p>
       <w:pPr>
+        <w:keepNext/>
+        <w:keepLines/>
         <w:spacing w:after="100"/>
       </w:pPr>
       <w:r>
@@ -4229,11 +4602,13 @@
         <w:t xml:space="preserve">画面  </w:t>
       </w:r>
       <w:r>
-        <w:t>先靠近手臂；手臂沿原句“挡着你”伸出；线先贴着手臂，再在孩子身前形成弧度。下一句出现前动作完全落定。</w:t>
-      </w:r>
-    </w:p>
-    <w:p>
-      <w:pPr>
+        <w:t>镜头靠近手臂，手臂顺着原句“挡着你”伸出；连接孩子的暖线随后形成保护弧。此处承接学生刚说出的行动与心意，动作落定后再进入代价。</w:t>
+      </w:r>
+    </w:p>
+    <w:p>
+      <w:pPr>
+        <w:keepNext w:val="0"/>
+        <w:keepLines/>
         <w:spacing w:after="100"/>
       </w:pPr>
       <w:r>
@@ -4251,6 +4626,8 @@
     <w:p>
       <w:pPr>
         <w:pStyle w:val="Heading2"/>
+        <w:keepNext/>
+        <w:keepLines/>
       </w:pPr>
       <w:r>
         <w:t>30　代价与选择</w:t>
@@ -4259,6 +4636,8 @@
     <w:p>
       <w:pPr>
         <w:pStyle w:val="Caption"/>
+        <w:keepNext/>
+        <w:keepLines/>
         <w:widowControl/>
       </w:pPr>
       <w:r>
@@ -4267,6 +4646,8 @@
     </w:p>
     <w:p>
       <w:pPr>
+        <w:keepNext/>
+        <w:keepLines/>
         <w:spacing w:after="100"/>
       </w:pPr>
       <w:r>
@@ -4283,6 +4664,8 @@
     </w:p>
     <w:p>
       <w:pPr>
+        <w:keepNext/>
+        <w:keepLines/>
         <w:spacing w:after="100"/>
       </w:pPr>
       <w:r>
@@ -4294,11 +4677,13 @@
         <w:t xml:space="preserve">画面  </w:t>
       </w:r>
       <w:r>
-        <w:t>贴着手臂的线出现细小缺口；另一条连接孩子的暖线仍在。只表现代价，不表演击打、不画血。</w:t>
-      </w:r>
-    </w:p>
-    <w:p>
-      <w:pPr>
+        <w:t>承受疼痛的手臂线出现细小缺口；保护弧和连接孩子的暖线仍然存在。两处变化同时可见，只表现代价，不表演击打、不画血。</w:t>
+      </w:r>
+    </w:p>
+    <w:p>
+      <w:pPr>
+        <w:keepNext w:val="0"/>
+        <w:keepLines/>
         <w:spacing w:after="100"/>
       </w:pPr>
       <w:r>
@@ -4316,6 +4701,8 @@
     <w:p>
       <w:pPr>
         <w:pStyle w:val="Heading2"/>
+        <w:keepNext/>
+        <w:keepLines/>
       </w:pPr>
       <w:r>
         <w:t>31　还有下一次吗</w:t>
@@ -4324,6 +4711,8 @@
     <w:p>
       <w:pPr>
         <w:pStyle w:val="Caption"/>
+        <w:keepNext/>
+        <w:keepLines/>
         <w:widowControl/>
       </w:pPr>
       <w:r>
@@ -4332,6 +4721,8 @@
     </w:p>
     <w:p>
       <w:pPr>
+        <w:keepNext/>
+        <w:keepLines/>
         <w:spacing w:after="100"/>
       </w:pPr>
       <w:r>
@@ -4348,6 +4739,8 @@
     </w:p>
     <w:p>
       <w:pPr>
+        <w:keepNext/>
+        <w:keepLines/>
         <w:spacing w:after="100"/>
       </w:pPr>
       <w:r>
@@ -4359,11 +4752,13 @@
         <w:t xml:space="preserve">画面  </w:t>
       </w:r>
       <w:r>
-        <w:t>暖线保持，孩子的问句居中。回答尚未出现在当前内容。</w:t>
-      </w:r>
-    </w:p>
-    <w:p>
-      <w:pPr>
+        <w:t>镜头仍停在被保护的孩子身边，暖线保持。孩子的问句居中，外部危险和回答均不提前展开，留出真正等待的间隔。</w:t>
+      </w:r>
+    </w:p>
+    <w:p>
+      <w:pPr>
+        <w:keepNext w:val="0"/>
+        <w:keepLines/>
         <w:spacing w:after="100"/>
       </w:pPr>
       <w:r>
@@ -4381,6 +4776,8 @@
     <w:p>
       <w:pPr>
         <w:pStyle w:val="Heading2"/>
+        <w:keepNext/>
+        <w:keepLines/>
       </w:pPr>
       <w:r>
         <w:t>32　平平静静的回答</w:t>
@@ -4389,6 +4786,8 @@
     <w:p>
       <w:pPr>
         <w:pStyle w:val="Caption"/>
+        <w:keepNext/>
+        <w:keepLines/>
         <w:widowControl/>
       </w:pPr>
       <w:r>
@@ -4397,6 +4796,8 @@
     </w:p>
     <w:p>
       <w:pPr>
+        <w:keepNext/>
+        <w:keepLines/>
         <w:spacing w:after="100"/>
       </w:pPr>
       <w:r>
@@ -4413,6 +4814,8 @@
     </w:p>
     <w:p>
       <w:pPr>
+        <w:keepNext/>
+        <w:keepLines/>
         <w:spacing w:after="100"/>
       </w:pPr>
       <w:r>
@@ -4424,11 +4827,13 @@
         <w:t xml:space="preserve">画面  </w:t>
       </w:r>
       <w:r>
-        <w:t>保护弧仍在，远处冷色限制线缓慢显出。回答不爆闪、不震动、不配音效。</w:t>
-      </w:r>
-    </w:p>
-    <w:p>
-      <w:pPr>
+        <w:t>平静的回答出现；保护弧仍在，远处独立的冷色危险线缓慢显出。镜头从一次保护稍稍退远，让温暖与未结束的危险同时可见，不爆闪、不震动、不配音效。</w:t>
+      </w:r>
+    </w:p>
+    <w:p>
+      <w:pPr>
+        <w:keepNext w:val="0"/>
+        <w:keepLines/>
         <w:spacing w:after="100"/>
       </w:pPr>
       <w:r>
@@ -4445,33 +4850,133 @@
     </w:p>
     <w:p>
       <w:pPr>
+        <w:pStyle w:val="Heading2"/>
+        <w:keepNext/>
+        <w:keepLines/>
+      </w:pPr>
+      <w:r>
+        <w:t>33　被爱，与已经安全</w:t>
+      </w:r>
+    </w:p>
+    <w:p>
+      <w:pPr>
         <w:pStyle w:val="Caption"/>
+        <w:keepNext/>
+        <w:keepLines/>
+        <w:widowControl/>
+      </w:pPr>
+      <w:r>
+        <w:t>22:24—22:48　｜　网页定位：protection-limit</w:t>
+      </w:r>
+    </w:p>
+    <w:p>
+      <w:pPr>
+        <w:keepNext/>
+        <w:keepLines/>
+        <w:spacing w:after="100"/>
+      </w:pPr>
+      <w:r>
+        <w:rPr>
+          <w:rFonts w:ascii="Noto Sans CJK SC" w:hAnsi="Noto Sans CJK SC"/>
+          <w:b/>
+          <w:color w:val="000000"/>
+        </w:rPr>
+        <w:t xml:space="preserve">教师说  </w:t>
+      </w:r>
+      <w:r>
+        <w:t>小茨冈确实让他少挨了几下。请把“下一次”留在心里：还需要发生什么，伤害才会停止？我们再读另一个孩子的生活。</w:t>
+      </w:r>
+    </w:p>
+    <w:p>
+      <w:pPr>
+        <w:keepNext/>
+        <w:keepLines/>
+        <w:spacing w:after="100"/>
+      </w:pPr>
+      <w:r>
+        <w:rPr>
+          <w:rFonts w:ascii="Noto Sans CJK SC" w:hAnsi="Noto Sans CJK SC"/>
+          <w:b/>
+          <w:color w:val="000000"/>
+        </w:rPr>
+        <w:t xml:space="preserve">画面  </w:t>
+      </w:r>
+      <w:r>
+        <w:t>镜头从手臂退回孩子所处的环境。保护的暖线留在原位，危险线在外侧延续；把尚未解决的“下一次”带向安妮，不把善意变成牢笼。</w:t>
+      </w:r>
+    </w:p>
+    <w:p>
+      <w:pPr>
+        <w:keepNext/>
+        <w:keepLines/>
+        <w:spacing w:after="100"/>
+      </w:pPr>
+      <w:r>
+        <w:rPr>
+          <w:rFonts w:ascii="Noto Sans CJK SC" w:hAnsi="Noto Sans CJK SC"/>
+          <w:b/>
+          <w:color w:val="000000"/>
+        </w:rPr>
+        <w:t xml:space="preserve">停留  </w:t>
+      </w:r>
+      <w:r>
+        <w:t>接住上一位同学的发现，留下“下一次”的问题；不另开一轮讨论。</w:t>
+      </w:r>
+    </w:p>
+    <w:p>
+      <w:pPr>
+        <w:keepNext w:val="0"/>
+        <w:keepLines/>
+        <w:spacing w:after="100"/>
+      </w:pPr>
+      <w:r>
+        <w:rPr>
+          <w:rFonts w:ascii="Noto Sans CJK SC" w:hAnsi="Noto Sans CJK SC"/>
+          <w:b/>
+          <w:color w:val="000000"/>
+        </w:rPr>
+        <w:t xml:space="preserve">按需承接  </w:t>
+      </w:r>
+      <w:r>
+        <w:t>帮助没有用：请先看“少挨了几下”。有价值和能解决全部问题，是两件事。</w:t>
+      </w:r>
+    </w:p>
+    <w:p>
+      <w:pPr>
+        <w:pStyle w:val="Caption"/>
+        <w:keepNext/>
         <w:widowControl/>
         <w:pageBreakBefore/>
       </w:pPr>
       <w:r>
-        <w:t>还有下一次吗  /  教师现场用稿</w:t>
+        <w:t>窗内的愿望  /  教师现场用稿</w:t>
       </w:r>
     </w:p>
     <w:p>
       <w:pPr>
         <w:pStyle w:val="Heading2"/>
-      </w:pPr>
-      <w:r>
-        <w:t>33　被爱，与已经安全</w:t>
+        <w:keepNext/>
+        <w:keepLines/>
+      </w:pPr>
+      <w:r>
+        <w:t>34　另一种处境</w:t>
       </w:r>
     </w:p>
     <w:p>
       <w:pPr>
         <w:pStyle w:val="Caption"/>
-        <w:widowControl/>
-      </w:pPr>
-      <w:r>
-        <w:t>22:24—22:48　｜　网页定位：protection-limit</w:t>
-      </w:r>
-    </w:p>
-    <w:p>
-      <w:pPr>
+        <w:keepNext/>
+        <w:keepLines/>
+        <w:widowControl/>
+      </w:pPr>
+      <w:r>
+        <w:t>22:48—23:23　｜　网页定位：anne-context</w:t>
+      </w:r>
+    </w:p>
+    <w:p>
+      <w:pPr>
+        <w:keepNext/>
+        <w:keepLines/>
         <w:spacing w:after="100"/>
       </w:pPr>
       <w:r>
@@ -4483,11 +4988,13 @@
         <w:t xml:space="preserve">教师说  </w:t>
       </w:r>
       <w:r>
-        <w:t>有人为他挡过，不能说没有帮助。可是，下一次伤害仍可能发生。我们要珍惜那只手，也要看见那只手还不能独自改变的事。</w:t>
-      </w:r>
-    </w:p>
-    <w:p>
-      <w:pPr>
+        <w:t>先读这段背景，留意她为什么不能走出去。背景由老师依据安妮之家资料整理，随后再读安妮自己写下的话。</w:t>
+      </w:r>
+    </w:p>
+    <w:p>
+      <w:pPr>
+        <w:keepNext/>
+        <w:keepLines/>
         <w:spacing w:after="100"/>
       </w:pPr>
       <w:r>
@@ -4499,11 +5006,163 @@
         <w:t xml:space="preserve">画面  </w:t>
       </w:r>
       <w:r>
-        <w:t>镜头从手臂退回整个处境。暖线保留，外部限制独立存在；没有把善意转成牢笼。</w:t>
-      </w:r>
-    </w:p>
-    <w:p>
-      <w:pPr>
+        <w:t>镜头来到安妮的藏身处，随后停止。背景只交代藏匿与出行受限的事实；少女、门窗和外部危险位于下缘，阅读正文居中，不提前给出小组讨论的结论。</w:t>
+      </w:r>
+    </w:p>
+    <w:p>
+      <w:pPr>
+        <w:keepNext w:val="0"/>
+        <w:keepLines/>
+        <w:spacing w:after="100"/>
+      </w:pPr>
+      <w:r>
+        <w:rPr>
+          <w:rFonts w:ascii="Noto Sans CJK SC" w:hAnsi="Noto Sans CJK SC"/>
+          <w:b/>
+          <w:color w:val="000000"/>
+        </w:rPr>
+        <w:t xml:space="preserve">停留  </w:t>
+      </w:r>
+      <w:r>
+        <w:t>说明约10秒，完整留25秒安静阅读背景。</w:t>
+      </w:r>
+    </w:p>
+    <w:p>
+      <w:pPr>
+        <w:pStyle w:val="Heading2"/>
+        <w:keepNext/>
+        <w:keepLines/>
+      </w:pPr>
+      <w:r>
+        <w:t>35　帮助送了进来</w:t>
+      </w:r>
+    </w:p>
+    <w:p>
+      <w:pPr>
+        <w:pStyle w:val="Caption"/>
+        <w:keepNext/>
+        <w:keepLines/>
+        <w:widowControl/>
+      </w:pPr>
+      <w:r>
+        <w:t>23:23—23:45　｜　网页定位：anne-help</w:t>
+      </w:r>
+    </w:p>
+    <w:p>
+      <w:pPr>
+        <w:keepNext/>
+        <w:keepLines/>
+        <w:spacing w:after="100"/>
+      </w:pPr>
+      <w:r>
+        <w:rPr>
+          <w:rFonts w:ascii="Noto Sans CJK SC" w:hAnsi="Noto Sans CJK SC"/>
+          <w:b/>
+          <w:color w:val="000000"/>
+        </w:rPr>
+        <w:t xml:space="preserve">教师说  </w:t>
+      </w:r>
+      <w:r>
+        <w:t>帮助者冒着风险，把食物、衣物和书报送进来。有人为屋里的生活奔忙，也有人把窗外的消息带到她身边。</w:t>
+      </w:r>
+    </w:p>
+    <w:p>
+      <w:pPr>
+        <w:keepNext w:val="0"/>
+        <w:keepLines/>
+        <w:spacing w:after="100"/>
+      </w:pPr>
+      <w:r>
+        <w:rPr>
+          <w:rFonts w:ascii="Noto Sans CJK SC" w:hAnsi="Noto Sans CJK SC"/>
+          <w:b/>
+          <w:color w:val="000000"/>
+        </w:rPr>
+        <w:t xml:space="preserve">画面  </w:t>
+      </w:r>
+      <w:r>
+        <w:t>食物、衣物和书报沿帮助路线依次抵达室内，落定后保留。让帮助产生的实际改变可见，此时不展开愿望受阻的动作。</w:t>
+      </w:r>
+    </w:p>
+    <w:p>
+      <w:pPr>
+        <w:pStyle w:val="Heading2"/>
+        <w:keepNext/>
+        <w:keepLines/>
+      </w:pPr>
+      <w:r>
+        <w:t>36　普通的愿望</w:t>
+      </w:r>
+    </w:p>
+    <w:p>
+      <w:pPr>
+        <w:pStyle w:val="Caption"/>
+        <w:keepNext/>
+        <w:keepLines/>
+        <w:widowControl/>
+      </w:pPr>
+      <w:r>
+        <w:t>23:45—24:40　｜　网页定位：anne-reading</w:t>
+      </w:r>
+    </w:p>
+    <w:p>
+      <w:pPr>
+        <w:keepNext/>
+        <w:keepLines/>
+        <w:spacing w:after="100"/>
+      </w:pPr>
+      <w:r>
+        <w:rPr>
+          <w:rFonts w:ascii="Noto Sans CJK SC" w:hAnsi="Noto Sans CJK SC"/>
+          <w:b/>
+          <w:color w:val="000000"/>
+        </w:rPr>
+        <w:t xml:space="preserve">教师说  </w:t>
+      </w:r>
+      <w:r>
+        <w:t>这是安妮在不同篇章中写下的三处话。请静读，选一处最让你停留的文字，再读给大家听。</w:t>
+      </w:r>
+    </w:p>
+    <w:p>
+      <w:pPr>
+        <w:keepNext/>
+        <w:keepLines/>
+        <w:spacing w:after="100"/>
+      </w:pPr>
+      <w:r>
+        <w:rPr>
+          <w:rFonts w:ascii="Noto Sans CJK SC" w:hAnsi="Noto Sans CJK SC"/>
+          <w:b/>
+          <w:color w:val="000000"/>
+        </w:rPr>
+        <w:t xml:space="preserve">画面  </w:t>
+      </w:r>
+      <w:r>
+        <w:t>三个独立短引分块居中，留白明确各自边界。少女、门窗与已经抵达的物品全部静止，把注意力交回她写下的具体愿望。</w:t>
+      </w:r>
+    </w:p>
+    <w:p>
+      <w:pPr>
+        <w:keepNext/>
+        <w:keepLines/>
+        <w:spacing w:after="100"/>
+      </w:pPr>
+      <w:r>
+        <w:rPr>
+          <w:rFonts w:ascii="Noto Sans CJK SC" w:hAnsi="Noto Sans CJK SC"/>
+          <w:b/>
+          <w:color w:val="000000"/>
+        </w:rPr>
+        <w:t xml:space="preserve">停留  </w:t>
+      </w:r>
+      <w:r>
+        <w:t>说明10秒；默读25秒；一人读出一句10秒；留10秒回看与静候。</w:t>
+      </w:r>
+    </w:p>
+    <w:p>
+      <w:pPr>
+        <w:keepNext w:val="0"/>
+        <w:keepLines/>
         <w:spacing w:after="100"/>
       </w:pPr>
       <w:r>
@@ -4515,343 +5174,167 @@
         <w:t xml:space="preserve">按需承接  </w:t>
       </w:r>
       <w:r>
-        <w:t>帮助没有用：请先看“少挨了几下”。有价值和能解决全部问题，是两件事。</w:t>
+        <w:t>三处为独立短引的课堂工作译文，不能读成同一天的连续日记；最后的愿望写于1943年12月24日，具体来源见教师资料。</w:t>
+      </w:r>
+    </w:p>
+    <w:p>
+      <w:pPr>
+        <w:pStyle w:val="Heading2"/>
+        <w:keepNext/>
+        <w:keepLines/>
+      </w:pPr>
+      <w:r>
+        <w:t>37　愿望向外延伸</w:t>
       </w:r>
     </w:p>
     <w:p>
       <w:pPr>
         <w:pStyle w:val="Caption"/>
+        <w:keepNext/>
+        <w:keepLines/>
+        <w:widowControl/>
+      </w:pPr>
+      <w:r>
+        <w:t>24:40—25:03　｜　网页定位：anne-wishes</w:t>
+      </w:r>
+    </w:p>
+    <w:p>
+      <w:pPr>
+        <w:keepNext/>
+        <w:keepLines/>
+        <w:spacing w:after="100"/>
+      </w:pPr>
+      <w:r>
+        <w:rPr>
+          <w:rFonts w:ascii="Noto Sans CJK SC" w:hAnsi="Noto Sans CJK SC"/>
+          <w:b/>
+          <w:color w:val="000000"/>
+        </w:rPr>
+        <w:t xml:space="preserve">教师说  </w:t>
+      </w:r>
+      <w:r>
+        <w:t>骑车、跳舞、吹口哨。还记得开场那条路吗？同样普通的事，在她笔下变成了愿望。</w:t>
+      </w:r>
+    </w:p>
+    <w:p>
+      <w:pPr>
+        <w:keepNext w:val="0"/>
+        <w:keepLines/>
+        <w:spacing w:after="100"/>
+      </w:pPr>
+      <w:r>
+        <w:rPr>
+          <w:rFonts w:ascii="Noto Sans CJK SC" w:hAnsi="Noto Sans CJK SC"/>
+          <w:b/>
+          <w:color w:val="000000"/>
+        </w:rPr>
+        <w:t xml:space="preserve">画面  </w:t>
+      </w:r>
+      <w:r>
+        <w:t>从日记伸出的虚线带出与开场呼应的车轮、舞步和口哨。车轮转半周、脚步移一步、口哨展开一次；少女仍在室内，愿望路径向外延伸，下一拍才显出停住的落点。</w:t>
+      </w:r>
+    </w:p>
+    <w:p>
+      <w:pPr>
+        <w:pStyle w:val="Heading2"/>
+        <w:keepNext/>
+        <w:keepLines/>
+      </w:pPr>
+      <w:r>
+        <w:t>38　为什么只能写成愿望</w:t>
+      </w:r>
+    </w:p>
+    <w:p>
+      <w:pPr>
+        <w:pStyle w:val="Caption"/>
+        <w:keepNext/>
+        <w:keepLines/>
+        <w:widowControl/>
+      </w:pPr>
+      <w:r>
+        <w:t>25:03—25:38　｜　网页定位：anne-blocked</w:t>
+      </w:r>
+    </w:p>
+    <w:p>
+      <w:pPr>
+        <w:keepNext/>
+        <w:keepLines/>
+        <w:spacing w:after="100"/>
+      </w:pPr>
+      <w:r>
+        <w:rPr>
+          <w:rFonts w:ascii="Noto Sans CJK SC" w:hAnsi="Noto Sans CJK SC"/>
+          <w:b/>
+          <w:color w:val="000000"/>
+        </w:rPr>
+        <w:t xml:space="preserve">教师说  </w:t>
+      </w:r>
+      <w:r>
+        <w:t>有人爱她，也有人帮助她。为什么，连骑车、吹口哨，都只能写成愿望？</w:t>
+      </w:r>
+    </w:p>
+    <w:p>
+      <w:pPr>
+        <w:keepNext/>
+        <w:keepLines/>
+        <w:spacing w:after="100"/>
+      </w:pPr>
+      <w:r>
+        <w:rPr>
+          <w:rFonts w:ascii="Noto Sans CJK SC" w:hAnsi="Noto Sans CJK SC"/>
+          <w:b/>
+          <w:color w:val="000000"/>
+        </w:rPr>
+        <w:t xml:space="preserve">画面  </w:t>
+      </w:r>
+      <w:r>
+        <w:t>愿望标记在动作开始后2.2秒停在独立的危险边界前；问题从2.4秒时开始出现。帮助物品和已经抵达的暖线始终保留，让学生同时看见帮助的效力与愿望的受限。</w:t>
+      </w:r>
+    </w:p>
+    <w:p>
+      <w:pPr>
+        <w:keepNext w:val="0"/>
+        <w:keepLines/>
+        <w:spacing w:after="100"/>
+      </w:pPr>
+      <w:r>
+        <w:rPr>
+          <w:rFonts w:ascii="Noto Sans CJK SC" w:hAnsi="Noto Sans CJK SC"/>
+          <w:b/>
+          <w:color w:val="000000"/>
+        </w:rPr>
+        <w:t xml:space="preserve">停留  </w:t>
+      </w:r>
+      <w:r>
+        <w:t>等路径停住、问题出现后，再留8秒思考；接一位同学，不立即补教师结论。</w:t>
+      </w:r>
+    </w:p>
+    <w:p>
+      <w:pPr>
+        <w:pStyle w:val="Caption"/>
+        <w:keepNext/>
         <w:widowControl/>
         <w:pageBreakBefore/>
       </w:pPr>
       <w:r>
-        <w:t>窗内的愿望  /  教师现场用稿</w:t>
+        <w:t>守住什么  /  教师现场用稿</w:t>
       </w:r>
     </w:p>
     <w:p>
       <w:pPr>
         <w:pStyle w:val="Heading2"/>
-      </w:pPr>
-      <w:r>
-        <w:t>34　另一种处境</w:t>
+        <w:keepNext/>
+        <w:keepLines/>
+      </w:pPr>
+      <w:r>
+        <w:t>39　把问题交给小组</w:t>
       </w:r>
     </w:p>
     <w:p>
       <w:pPr>
         <w:pStyle w:val="Caption"/>
-        <w:widowControl/>
-      </w:pPr>
-      <w:r>
-        <w:t>22:48—23:23　｜　网页定位：anne-context</w:t>
-      </w:r>
-    </w:p>
-    <w:p>
-      <w:pPr>
-        <w:spacing w:after="100"/>
-      </w:pPr>
-      <w:r>
-        <w:rPr>
-          <w:rFonts w:ascii="Noto Sans CJK SC" w:hAnsi="Noto Sans CJK SC"/>
-          <w:b/>
-          <w:color w:val="000000"/>
-        </w:rPr>
-        <w:t xml:space="preserve">教师说  </w:t>
-      </w:r>
-      <w:r>
-        <w:t>先读这段背景，留意她为什么不能走出去。背景由老师依据安妮之家资料整理，随后再读安妮自己写下的话。</w:t>
-      </w:r>
-    </w:p>
-    <w:p>
-      <w:pPr>
-        <w:spacing w:after="100"/>
-      </w:pPr>
-      <w:r>
-        <w:rPr>
-          <w:rFonts w:ascii="Noto Sans CJK SC" w:hAnsi="Noto Sans CJK SC"/>
-          <w:b/>
-          <w:color w:val="000000"/>
-        </w:rPr>
-        <w:t xml:space="preserve">画面  </w:t>
-      </w:r>
-      <w:r>
-        <w:t>镜头沿帮助路线来到安妮的藏身处，随后停止。背景文字居中，少女、门窗停在下缘，外部危险用独立的冷色边界表示。</w:t>
-      </w:r>
-    </w:p>
-    <w:p>
-      <w:pPr>
-        <w:spacing w:after="100"/>
-      </w:pPr>
-      <w:r>
-        <w:rPr>
-          <w:rFonts w:ascii="Noto Sans CJK SC" w:hAnsi="Noto Sans CJK SC"/>
-          <w:b/>
-          <w:color w:val="000000"/>
-        </w:rPr>
-        <w:t xml:space="preserve">停留  </w:t>
-      </w:r>
-      <w:r>
-        <w:t>说明约10秒，完整留25秒安静阅读背景。</w:t>
-      </w:r>
-    </w:p>
-    <w:p>
-      <w:pPr>
-        <w:pStyle w:val="Heading2"/>
-      </w:pPr>
-      <w:r>
-        <w:t>35　帮助送了进来</w:t>
-      </w:r>
-    </w:p>
-    <w:p>
-      <w:pPr>
-        <w:pStyle w:val="Caption"/>
-        <w:widowControl/>
-      </w:pPr>
-      <w:r>
-        <w:t>23:23—23:45　｜　网页定位：anne-help</w:t>
-      </w:r>
-    </w:p>
-    <w:p>
-      <w:pPr>
-        <w:spacing w:after="100"/>
-      </w:pPr>
-      <w:r>
-        <w:rPr>
-          <w:rFonts w:ascii="Noto Sans CJK SC" w:hAnsi="Noto Sans CJK SC"/>
-          <w:b/>
-          <w:color w:val="000000"/>
-        </w:rPr>
-        <w:t xml:space="preserve">教师说  </w:t>
-      </w:r>
-      <w:r>
-        <w:t>帮助者冒着风险送来食物、衣物和书报。这些支持让生活能够继续。善意有了具体的重量，可是送进来的帮助，还不能让迫害停止。</w:t>
-      </w:r>
-    </w:p>
-    <w:p>
-      <w:pPr>
-        <w:spacing w:after="100"/>
-      </w:pPr>
-      <w:r>
-        <w:rPr>
-          <w:rFonts w:ascii="Noto Sans CJK SC" w:hAnsi="Noto Sans CJK SC"/>
-          <w:b/>
-          <w:color w:val="000000"/>
-        </w:rPr>
-        <w:t xml:space="preserve">画面  </w:t>
-      </w:r>
-      <w:r>
-        <w:t>三件物品依次沿线抵达室内，然后落定。路线绕开外部危险，不把帮助者画成囚禁者。</w:t>
-      </w:r>
-    </w:p>
-    <w:p>
-      <w:pPr>
-        <w:pStyle w:val="Heading2"/>
-      </w:pPr>
-      <w:r>
-        <w:t>36　普通的愿望</w:t>
-      </w:r>
-    </w:p>
-    <w:p>
-      <w:pPr>
-        <w:pStyle w:val="Caption"/>
-        <w:widowControl/>
-      </w:pPr>
-      <w:r>
-        <w:t>23:45—24:40　｜　网页定位：anne-reading</w:t>
-      </w:r>
-    </w:p>
-    <w:p>
-      <w:pPr>
-        <w:spacing w:after="100"/>
-      </w:pPr>
-      <w:r>
-        <w:rPr>
-          <w:rFonts w:ascii="Noto Sans CJK SC" w:hAnsi="Noto Sans CJK SC"/>
-          <w:b/>
-          <w:color w:val="000000"/>
-        </w:rPr>
-        <w:t xml:space="preserve">教师说  </w:t>
-      </w:r>
-      <w:r>
-        <w:t>这里是安妮写下的三处短引，分段排列，来自不同篇章；最后的愿望写于1943年12月24日。先静读，再请一位同学读出一处最触动你的文字。</w:t>
-      </w:r>
-    </w:p>
-    <w:p>
-      <w:pPr>
-        <w:spacing w:after="100"/>
-      </w:pPr>
-      <w:r>
-        <w:rPr>
-          <w:rFonts w:ascii="Noto Sans CJK SC" w:hAnsi="Noto Sans CJK SC"/>
-          <w:b/>
-          <w:color w:val="000000"/>
-        </w:rPr>
-        <w:t xml:space="preserve">画面  </w:t>
-      </w:r>
-      <w:r>
-        <w:t>三个独立短引分块居中，以留白明确边界，不拼成一篇连续日记。来自旧教师稿的两处短引恢复到主线；少女、门窗与帮助物品在阅读时静止。</w:t>
-      </w:r>
-    </w:p>
-    <w:p>
-      <w:pPr>
-        <w:spacing w:after="100"/>
-      </w:pPr>
-      <w:r>
-        <w:rPr>
-          <w:rFonts w:ascii="Noto Sans CJK SC" w:hAnsi="Noto Sans CJK SC"/>
-          <w:b/>
-          <w:color w:val="000000"/>
-        </w:rPr>
-        <w:t xml:space="preserve">停留  </w:t>
-      </w:r>
-      <w:r>
-        <w:t>说明10秒；默读25秒；一人读出一句10秒；留10秒回看与静候。</w:t>
-      </w:r>
-    </w:p>
-    <w:p>
-      <w:pPr>
-        <w:pStyle w:val="Heading2"/>
-      </w:pPr>
-      <w:r>
-        <w:t>37　愿望向外延伸</w:t>
-      </w:r>
-    </w:p>
-    <w:p>
-      <w:pPr>
-        <w:pStyle w:val="Caption"/>
-        <w:widowControl/>
-      </w:pPr>
-      <w:r>
-        <w:t>24:40—25:03　｜　网页定位：anne-wishes</w:t>
-      </w:r>
-    </w:p>
-    <w:p>
-      <w:pPr>
-        <w:spacing w:after="100"/>
-      </w:pPr>
-      <w:r>
-        <w:rPr>
-          <w:rFonts w:ascii="Noto Sans CJK SC" w:hAnsi="Noto Sans CJK SC"/>
-          <w:b/>
-          <w:color w:val="000000"/>
-        </w:rPr>
-        <w:t xml:space="preserve">教师说  </w:t>
-      </w:r>
-      <w:r>
-        <w:t>这些都不是奢侈的愿望。我们看见车轮，看见舞步，却还不能让她从房间里走出去。</w:t>
-      </w:r>
-    </w:p>
-    <w:p>
-      <w:pPr>
-        <w:spacing w:after="100"/>
-      </w:pPr>
-      <w:r>
-        <w:rPr>
-          <w:rFonts w:ascii="Noto Sans CJK SC" w:hAnsi="Noto Sans CJK SC"/>
-          <w:b/>
-          <w:color w:val="000000"/>
-        </w:rPr>
-        <w:t xml:space="preserve">画面  </w:t>
-      </w:r>
-      <w:r>
-        <w:t>日记里的线变为虚线路径。车轮转半周，脚步移一步，口哨线展开一次；少女始终留在室内。</w:t>
-      </w:r>
-    </w:p>
-    <w:p>
-      <w:pPr>
-        <w:pStyle w:val="Caption"/>
-        <w:widowControl/>
-        <w:pageBreakBefore/>
-      </w:pPr>
-      <w:r>
-        <w:t>窗内的愿望  /  教师现场用稿</w:t>
-      </w:r>
-    </w:p>
-    <w:p>
-      <w:pPr>
-        <w:pStyle w:val="Heading2"/>
-      </w:pPr>
-      <w:r>
-        <w:t>38　为什么只能写成愿望</w:t>
-      </w:r>
-    </w:p>
-    <w:p>
-      <w:pPr>
-        <w:pStyle w:val="Caption"/>
-        <w:widowControl/>
-      </w:pPr>
-      <w:r>
-        <w:t>25:03—25:38　｜　网页定位：anne-blocked</w:t>
-      </w:r>
-    </w:p>
-    <w:p>
-      <w:pPr>
-        <w:spacing w:after="100"/>
-      </w:pPr>
-      <w:r>
-        <w:rPr>
-          <w:rFonts w:ascii="Noto Sans CJK SC" w:hAnsi="Noto Sans CJK SC"/>
-          <w:b/>
-          <w:color w:val="000000"/>
-        </w:rPr>
-        <w:t xml:space="preserve">教师说  </w:t>
-      </w:r>
-      <w:r>
-        <w:t>有人爱她，也有人帮助她。为什么，连骑车、吹口哨，都只能写成愿望？</w:t>
-      </w:r>
-    </w:p>
-    <w:p>
-      <w:pPr>
-        <w:spacing w:after="100"/>
-      </w:pPr>
-      <w:r>
-        <w:rPr>
-          <w:rFonts w:ascii="Noto Sans CJK SC" w:hAnsi="Noto Sans CJK SC"/>
-          <w:b/>
-          <w:color w:val="000000"/>
-        </w:rPr>
-        <w:t xml:space="preserve">画面  </w:t>
-      </w:r>
-      <w:r>
-        <w:t>愿望路线停在外部危险前；物品已经抵达的暖线仍留在另一侧。只阻断尚未获得的通行，不撤销已经得到的帮助。</w:t>
-      </w:r>
-    </w:p>
-    <w:p>
-      <w:pPr>
-        <w:spacing w:after="100"/>
-      </w:pPr>
-      <w:r>
-        <w:rPr>
-          <w:rFonts w:ascii="Noto Sans CJK SC" w:hAnsi="Noto Sans CJK SC"/>
-          <w:b/>
-          <w:color w:val="000000"/>
-        </w:rPr>
-        <w:t xml:space="preserve">停留  </w:t>
-      </w:r>
-      <w:r>
-        <w:t>问后等8秒；接一位同学；不立即补教师结论。</w:t>
-      </w:r>
-    </w:p>
-    <w:p>
-      <w:pPr>
-        <w:pStyle w:val="Caption"/>
-        <w:widowControl/>
-        <w:pageBreakBefore/>
-      </w:pPr>
-      <w:r>
-        <w:t>守住什么  /  教师现场用稿</w:t>
-      </w:r>
-    </w:p>
-    <w:p>
-      <w:pPr>
-        <w:pStyle w:val="Heading2"/>
-      </w:pPr>
-      <w:r>
-        <w:t>39　把问题交给小组</w:t>
-      </w:r>
-    </w:p>
-    <w:p>
-      <w:pPr>
-        <w:pStyle w:val="Caption"/>
+        <w:keepNext/>
+        <w:keepLines/>
         <w:widowControl/>
       </w:pPr>
       <w:r>
@@ -4860,6 +5343,8 @@
     </w:p>
     <w:p>
       <w:pPr>
+        <w:keepNext/>
+        <w:keepLines/>
         <w:spacing w:after="100"/>
       </w:pPr>
       <w:r>
@@ -4878,6 +5363,8 @@
     </w:p>
     <w:p>
       <w:pPr>
+        <w:keepNext w:val="0"/>
+        <w:keepLines/>
         <w:spacing w:after="100"/>
       </w:pPr>
       <w:r>
@@ -4895,6 +5382,8 @@
     <w:p>
       <w:pPr>
         <w:pStyle w:val="Heading2"/>
+        <w:keepNext/>
+        <w:keepLines/>
       </w:pPr>
       <w:r>
         <w:t>40　五分钟，形成你们的主张</w:t>
@@ -4903,6 +5392,8 @@
     <w:p>
       <w:pPr>
         <w:pStyle w:val="Caption"/>
+        <w:keepNext/>
+        <w:keepLines/>
         <w:widowControl/>
       </w:pPr>
       <w:r>
@@ -4911,6 +5402,8 @@
     </w:p>
     <w:p>
       <w:pPr>
+        <w:keepNext/>
+        <w:keepLines/>
         <w:spacing w:after="100"/>
       </w:pPr>
       <w:r>
@@ -4927,6 +5420,8 @@
     </w:p>
     <w:p>
       <w:pPr>
+        <w:keepNext/>
+        <w:keepLines/>
         <w:spacing w:after="100"/>
       </w:pPr>
       <w:r>
@@ -4943,6 +5438,8 @@
     </w:p>
     <w:p>
       <w:pPr>
+        <w:keepNext/>
+        <w:keepLines/>
         <w:spacing w:after="100"/>
       </w:pPr>
       <w:r>
@@ -4959,6 +5456,8 @@
     </w:p>
     <w:p>
       <w:pPr>
+        <w:keepNext w:val="0"/>
+        <w:keepLines/>
         <w:spacing w:after="100"/>
       </w:pPr>
       <w:r>
@@ -4976,6 +5475,8 @@
     <w:p>
       <w:pPr>
         <w:pStyle w:val="Heading2"/>
+        <w:keepNext/>
+        <w:keepLines/>
       </w:pPr>
       <w:r>
         <w:t>41　让主张接住证据</w:t>
@@ -4984,6 +5485,8 @@
     <w:p>
       <w:pPr>
         <w:pStyle w:val="Caption"/>
+        <w:keepNext/>
+        <w:keepLines/>
         <w:widowControl/>
       </w:pPr>
       <w:r>
@@ -4992,6 +5495,8 @@
     </w:p>
     <w:p>
       <w:pPr>
+        <w:keepNext/>
+        <w:keepLines/>
         <w:spacing w:after="100"/>
       </w:pPr>
       <w:r>
@@ -5010,6 +5515,8 @@
     </w:p>
     <w:p>
       <w:pPr>
+        <w:keepNext/>
+        <w:keepLines/>
         <w:spacing w:after="100"/>
       </w:pPr>
       <w:r>
@@ -5026,6 +5533,8 @@
     </w:p>
     <w:p>
       <w:pPr>
+        <w:keepNext w:val="0"/>
+        <w:keepLines/>
         <w:spacing w:after="100"/>
       </w:pPr>
       <w:r>
@@ -5042,25 +5551,19 @@
     </w:p>
     <w:p>
       <w:pPr>
+        <w:pStyle w:val="Heading2"/>
+        <w:keepNext/>
+        <w:keepLines/>
+      </w:pPr>
+      <w:r>
+        <w:t>42　听见不同的角度</w:t>
+      </w:r>
+    </w:p>
+    <w:p>
+      <w:pPr>
         <w:pStyle w:val="Caption"/>
-        <w:widowControl/>
-        <w:pageBreakBefore/>
-      </w:pPr>
-      <w:r>
-        <w:t>守住什么  /  教师现场用稿</w:t>
-      </w:r>
-    </w:p>
-    <w:p>
-      <w:pPr>
-        <w:pStyle w:val="Heading2"/>
-      </w:pPr>
-      <w:r>
-        <w:t>42　听见不同的角度</w:t>
-      </w:r>
-    </w:p>
-    <w:p>
-      <w:pPr>
-        <w:pStyle w:val="Caption"/>
+        <w:keepNext/>
+        <w:keepLines/>
         <w:widowControl/>
       </w:pPr>
       <w:r>
@@ -5069,6 +5572,8 @@
     </w:p>
     <w:p>
       <w:pPr>
+        <w:keepNext/>
+        <w:keepLines/>
         <w:spacing w:after="100"/>
       </w:pPr>
       <w:r>
@@ -5087,6 +5592,8 @@
     </w:p>
     <w:p>
       <w:pPr>
+        <w:keepNext/>
+        <w:keepLines/>
         <w:spacing w:after="100"/>
       </w:pPr>
       <w:r>
@@ -5103,6 +5610,8 @@
     </w:p>
     <w:p>
       <w:pPr>
+        <w:keepNext w:val="0"/>
+        <w:keepLines/>
         <w:spacing w:after="100"/>
       </w:pPr>
       <w:r>
@@ -5120,6 +5629,8 @@
     <w:p>
       <w:pPr>
         <w:pStyle w:val="Heading2"/>
+        <w:keepNext/>
+        <w:keepLines/>
       </w:pPr>
       <w:r>
         <w:t>43　让一个词成为生活</w:t>
@@ -5128,6 +5639,8 @@
     <w:p>
       <w:pPr>
         <w:pStyle w:val="Caption"/>
+        <w:keepNext/>
+        <w:keepLines/>
         <w:widowControl/>
       </w:pPr>
       <w:r>
@@ -5136,6 +5649,8 @@
     </w:p>
     <w:p>
       <w:pPr>
+        <w:keepNext/>
+        <w:keepLines/>
         <w:spacing w:after="100"/>
       </w:pPr>
       <w:r>
@@ -5147,13 +5662,15 @@
         <w:t xml:space="preserve">教师说  </w:t>
       </w:r>
       <w:r>
-        <w:t>把你们最想守住的词，放回孩子的一天里：他终于可以做什么？又不必再承受什么？</w:t>
+        <w:t>把最想守住的词放回孩子的一天：他可以做什么，不必再承受什么？请把新证据补回主张。</w:t>
         <w:br/>
-        <w:t>请各自把新的证据补回主张。接下来读作者为什么仍然要写这些事。</w:t>
-      </w:r>
-    </w:p>
-    <w:p>
-      <w:pPr>
+        <w:t>接下来默读作者的话，圈一个词；读完后，请一位同学只读出这个词。</w:t>
+      </w:r>
+    </w:p>
+    <w:p>
+      <w:pPr>
+        <w:keepNext/>
+        <w:keepLines/>
         <w:spacing w:after="100"/>
       </w:pPr>
       <w:r>
@@ -5170,6 +5687,8 @@
     </w:p>
     <w:p>
       <w:pPr>
+        <w:keepNext w:val="0"/>
+        <w:keepLines/>
         <w:spacing w:after="100"/>
       </w:pPr>
       <w:r>
@@ -5187,6 +5706,7 @@
     <w:p>
       <w:pPr>
         <w:pStyle w:val="Caption"/>
+        <w:keepNext/>
         <w:widowControl/>
         <w:pageBreakBefore/>
       </w:pPr>
@@ -5197,6 +5717,8 @@
     <w:p>
       <w:pPr>
         <w:pStyle w:val="Heading2"/>
+        <w:keepNext/>
+        <w:keepLines/>
       </w:pPr>
       <w:r>
         <w:t>44　为什么仍然值得讲</w:t>
@@ -5205,6 +5727,8 @@
     <w:p>
       <w:pPr>
         <w:pStyle w:val="Caption"/>
+        <w:keepNext/>
+        <w:keepLines/>
         <w:widowControl/>
       </w:pPr>
       <w:r>
@@ -5213,6 +5737,8 @@
     </w:p>
     <w:p>
       <w:pPr>
+        <w:keepNext/>
+        <w:keepLines/>
         <w:spacing w:after="100"/>
       </w:pPr>
       <w:r>
@@ -5229,6 +5755,8 @@
     </w:p>
     <w:p>
       <w:pPr>
+        <w:keepNext/>
+        <w:keepLines/>
         <w:spacing w:after="100"/>
       </w:pPr>
       <w:r>
@@ -5240,11 +5768,13 @@
         <w:t xml:space="preserve">画面  </w:t>
       </w:r>
       <w:r>
-        <w:t>作者的独立摘录居中显示，书页下的冷线只作为待理解的处境分支，不画压扁孩子的动作。</w:t>
-      </w:r>
-    </w:p>
-    <w:p>
-      <w:pPr>
+        <w:t>作者的独立摘录居中显示，学生寻找写作目的的证据。冷色限制线与暖色关系线分开保留，阅读中静止，不把伤害画成滋养善良的土壤。</w:t>
+      </w:r>
+    </w:p>
+    <w:p>
+      <w:pPr>
+        <w:keepNext w:val="0"/>
+        <w:keepLines/>
         <w:spacing w:after="100"/>
       </w:pPr>
       <w:r>
@@ -5256,12 +5786,14 @@
         <w:t xml:space="preserve">停留  </w:t>
       </w:r>
       <w:r>
-        <w:t>45秒安静默读。上一页已说明任务。</w:t>
+        <w:t>约37秒安静默读并圈一个最能说明写作目的的词；随后用8秒请一位同学只读出这个词。教师听完后再推进。</w:t>
       </w:r>
     </w:p>
     <w:p>
       <w:pPr>
         <w:pStyle w:val="Heading2"/>
+        <w:keepNext/>
+        <w:keepLines/>
       </w:pPr>
       <w:r>
         <w:t>45　了解，是为了改变</w:t>
@@ -5270,6 +5802,8 @@
     <w:p>
       <w:pPr>
         <w:pStyle w:val="Caption"/>
+        <w:keepNext/>
+        <w:keepLines/>
         <w:widowControl/>
       </w:pPr>
       <w:r>
@@ -5278,6 +5812,8 @@
     </w:p>
     <w:p>
       <w:pPr>
+        <w:keepNext/>
+        <w:keepLines/>
         <w:spacing w:after="100"/>
       </w:pPr>
       <w:r>
@@ -5289,11 +5825,13 @@
         <w:t xml:space="preserve">教师说  </w:t>
       </w:r>
       <w:r>
-        <w:t>“从根儿了解”，为了“连根儿拔掉”。看见苦难，不是替它寻找存在的理由。看见善良，也不必因此忘记还有需要改变的生活。</w:t>
-      </w:r>
-    </w:p>
-    <w:p>
-      <w:pPr>
+        <w:t>回到作者的原话：“从根儿了解”，为了“连根儿拔掉”。看清需要改变的生活，也把善良留下。</w:t>
+      </w:r>
+    </w:p>
+    <w:p>
+      <w:pPr>
+        <w:keepNext/>
+        <w:keepLines/>
         <w:spacing w:after="100"/>
       </w:pPr>
       <w:r>
@@ -5305,11 +5843,13 @@
         <w:t xml:space="preserve">画面  </w:t>
       </w:r>
       <w:r>
-        <w:t>书页下方显出限制线的分支；限制线退开，新的暖线生长。人物与善意不被抹除。</w:t>
-      </w:r>
-    </w:p>
-    <w:p>
-      <w:pPr>
+        <w:t>承接上一节拍学生读出的证据，由教师推进后才开始归纳动作。冷色限制分支退开，暖色关系线在自己的路径上继续延伸；两者分别变化，暖叶不从冷色根系中长出。</w:t>
+      </w:r>
+    </w:p>
+    <w:p>
+      <w:pPr>
+        <w:keepNext/>
+        <w:keepLines/>
         <w:spacing w:after="100"/>
       </w:pPr>
       <w:r>
@@ -5321,12 +5861,32 @@
         <w:t xml:space="preserve">停留  </w:t>
       </w:r>
       <w:r>
-        <w:t>先听一人指出原文词语，最后留2秒。</w:t>
+        <w:t>上一节拍的学生答完后，教师才推进到此，配合动作回应归纳；不设自动等待，结尾留安静回看。</w:t>
+      </w:r>
+    </w:p>
+    <w:p>
+      <w:pPr>
+        <w:keepNext w:val="0"/>
+        <w:keepLines/>
+        <w:spacing w:after="100"/>
+      </w:pPr>
+      <w:r>
+        <w:rPr>
+          <w:rFonts w:ascii="Noto Sans CJK SC" w:hAnsi="Noto Sans CJK SC"/>
+          <w:b/>
+          <w:color w:val="000000"/>
+        </w:rPr>
+        <w:t xml:space="preserve">按需承接  </w:t>
+      </w:r>
+      <w:r>
+        <w:t>若只读到“希望”：请回看作者要怎样对待那些丑事。把“从根儿了解”和“连根儿拔掉”放在一起，区分讲述的价值与伤害本身。</w:t>
       </w:r>
     </w:p>
     <w:p>
       <w:pPr>
         <w:pStyle w:val="Heading2"/>
+        <w:keepNext/>
+        <w:keepLines/>
       </w:pPr>
       <w:r>
         <w:t>46　回看自己的起点</w:t>
@@ -5335,6 +5895,8 @@
     <w:p>
       <w:pPr>
         <w:pStyle w:val="Caption"/>
+        <w:keepNext/>
+        <w:keepLines/>
         <w:widowControl/>
       </w:pPr>
       <w:r>
@@ -5343,6 +5905,8 @@
     </w:p>
     <w:p>
       <w:pPr>
+        <w:keepNext/>
+        <w:keepLines/>
         <w:spacing w:after="100"/>
       </w:pPr>
       <w:r>
@@ -5359,6 +5923,8 @@
     </w:p>
     <w:p>
       <w:pPr>
+        <w:keepNext/>
+        <w:keepLines/>
         <w:spacing w:after="100"/>
       </w:pPr>
       <w:r>
@@ -5375,6 +5941,8 @@
     </w:p>
     <w:p>
       <w:pPr>
+        <w:keepNext w:val="0"/>
+        <w:keepLines/>
         <w:spacing w:after="100"/>
       </w:pPr>
       <w:r>
@@ -5392,6 +5960,7 @@
     <w:p>
       <w:pPr>
         <w:pStyle w:val="Caption"/>
+        <w:keepNext/>
         <w:widowControl/>
         <w:pageBreakBefore/>
       </w:pPr>
@@ -5402,14 +5971,18 @@
     <w:p>
       <w:pPr>
         <w:pStyle w:val="Heading2"/>
-      </w:pPr>
-      <w:r>
-        <w:t>47　还需要学校与同伴</w:t>
+        <w:keepNext/>
+        <w:keepLines/>
+      </w:pPr>
+      <w:r>
+        <w:t>47　让主张再遇见一个孩子</w:t>
       </w:r>
     </w:p>
     <w:p>
       <w:pPr>
         <w:pStyle w:val="Caption"/>
+        <w:keepNext/>
+        <w:keepLines/>
         <w:widowControl/>
       </w:pPr>
       <w:r>
@@ -5418,6 +5991,8 @@
     </w:p>
     <w:p>
       <w:pPr>
+        <w:keepNext/>
+        <w:keepLines/>
         <w:spacing w:after="100"/>
       </w:pPr>
       <w:r>
@@ -5429,11 +6004,13 @@
         <w:t xml:space="preserve">教师说  </w:t>
       </w:r>
       <w:r>
-        <w:t>2024年9月10日的报道里，亚门的母亲在家教他。他还要取水、捡柴，也盼望回到学校，与同伴一起学习。照片里，是他和父亲。</w:t>
-      </w:r>
-    </w:p>
-    <w:p>
-      <w:pPr>
+        <w:t>带着你们的主张，再看两个真实的孩子。2024年9月10日的报道中，亚门由母亲在家教他读书，也要取水、捡柴。他盼望回校和同伴一起学习。照片里是他和父亲。</w:t>
+      </w:r>
+    </w:p>
+    <w:p>
+      <w:pPr>
+        <w:keepNext/>
+        <w:keepLines/>
         <w:spacing w:after="100"/>
       </w:pPr>
       <w:r>
@@ -5445,11 +6022,13 @@
         <w:t xml:space="preserve">画面  </w:t>
       </w:r>
       <w:r>
-        <w:t>亚门与父亲的原照片完整可见，不裁掉人物。文字位于独立阅读区；照片停留足够久，让它不是一闪而过的例证。</w:t>
-      </w:r>
-    </w:p>
-    <w:p>
-      <w:pPr>
+        <w:t>亚门与父亲的原照片完整展开，文字在独立阅读区。把照片作为检验小组主张的新材料：安静想一想，主张能否回应孩子一天里的具体需要。</w:t>
+      </w:r>
+    </w:p>
+    <w:p>
+      <w:pPr>
+        <w:keepNext w:val="0"/>
+        <w:keepLines/>
         <w:spacing w:after="100"/>
       </w:pPr>
       <w:r>
@@ -5461,12 +6040,14 @@
         <w:t xml:space="preserve">停留  </w:t>
       </w:r>
       <w:r>
-        <w:t>说完事实后，至少留12秒安静看照片。不另设回答。</w:t>
+        <w:t>说完事实后，至少留12秒安静看照片、对照自己的主张。不另设口头回答。</w:t>
       </w:r>
     </w:p>
     <w:p>
       <w:pPr>
         <w:pStyle w:val="Heading2"/>
+        <w:keepNext/>
+        <w:keepLines/>
       </w:pPr>
       <w:r>
         <w:t>48　留下通往学校的路</w:t>
@@ -5475,6 +6056,8 @@
     <w:p>
       <w:pPr>
         <w:pStyle w:val="Caption"/>
+        <w:keepNext/>
+        <w:keepLines/>
         <w:widowControl/>
       </w:pPr>
       <w:r>
@@ -5483,6 +6066,8 @@
     </w:p>
     <w:p>
       <w:pPr>
+        <w:keepNext/>
+        <w:keepLines/>
         <w:spacing w:after="100"/>
       </w:pPr>
       <w:r>
@@ -5499,6 +6084,8 @@
     </w:p>
     <w:p>
       <w:pPr>
+        <w:keepNext/>
+        <w:keepLines/>
         <w:spacing w:after="100"/>
       </w:pPr>
       <w:r>
@@ -5510,11 +6097,13 @@
         <w:t xml:space="preserve">画面  </w:t>
       </w:r>
       <w:r>
-        <w:t>照片收回到主线旁的记忆位置；留下的不是“已经返校”的结局，而是还需要被保障的通学之路。</w:t>
-      </w:r>
-    </w:p>
-    <w:p>
-      <w:pPr>
+        <w:t>照片缓慢收回到主线旁，留下需要被保障的通学之路。道路尚是一个需要，等结尾再由共同支撑接稳，不显示儿童已经返校。</w:t>
+      </w:r>
+    </w:p>
+    <w:p>
+      <w:pPr>
+        <w:keepNext w:val="0"/>
+        <w:keepLines/>
         <w:spacing w:after="100"/>
       </w:pPr>
       <w:r>
@@ -5532,14 +6121,18 @@
     <w:p>
       <w:pPr>
         <w:pStyle w:val="Heading2"/>
-      </w:pPr>
-      <w:r>
-        <w:t>49　还需要灯光与温暖</w:t>
+        <w:keepNext/>
+        <w:keepLines/>
+      </w:pPr>
+      <w:r>
+        <w:t>49　主张还需要补上什么</w:t>
       </w:r>
     </w:p>
     <w:p>
       <w:pPr>
         <w:pStyle w:val="Caption"/>
+        <w:keepNext/>
+        <w:keepLines/>
         <w:widowControl/>
       </w:pPr>
       <w:r>
@@ -5548,6 +6141,8 @@
     </w:p>
     <w:p>
       <w:pPr>
+        <w:keepNext/>
+        <w:keepLines/>
         <w:spacing w:after="100"/>
       </w:pPr>
       <w:r>
@@ -5559,11 +6154,13 @@
         <w:t xml:space="preserve">教师说  </w:t>
       </w:r>
       <w:r>
-        <w:t>2022年12月19日的报道里，当时七岁的瓦尔瓦拉借烛光读书。母亲照料着她，停电和寒冷仍让夜晚变得困难。眼前这张母女照片不是烛光场景，烛光的情境来自报道。</w:t>
-      </w:r>
-    </w:p>
-    <w:p>
-      <w:pPr>
+        <w:t>2022年12月19日的报道中，七岁的瓦尔瓦拉借烛光读书。母亲陪着她，停电和寒冷仍使夜晚艰难。照片是她与母亲，不是烛光场景；烛光的情境来自报道。</w:t>
+      </w:r>
+    </w:p>
+    <w:p>
+      <w:pPr>
+        <w:keepNext/>
+        <w:keepLines/>
         <w:spacing w:after="100"/>
       </w:pPr>
       <w:r>
@@ -5575,11 +6172,13 @@
         <w:t xml:space="preserve">画面  </w:t>
       </w:r>
       <w:r>
-        <w:t>保持母女原图完整。照片本身不是烛光场景；烛光的情境来自报道。不生成蜡烛、不改黑照片，阅读文字与照片事实分开。</w:t>
-      </w:r>
-    </w:p>
-    <w:p>
-      <w:pPr>
+        <w:t>保持母女原图完整，不补画烛光、不改暗照片。把报道中的夜晚与刚才的通学之路并置在记忆中，学生继续检查主张，不进行苦难比较。</w:t>
+      </w:r>
+    </w:p>
+    <w:p>
+      <w:pPr>
+        <w:keepNext w:val="0"/>
+        <w:keepLines/>
         <w:spacing w:after="100"/>
       </w:pPr>
       <w:r>
@@ -5591,12 +6190,14 @@
         <w:t xml:space="preserve">停留  </w:t>
       </w:r>
       <w:r>
-        <w:t>旁白后至少10秒安静，不把历史报道说成现在近况。</w:t>
+        <w:t>旁白后至少10秒安静对照主张，不把历史报道说成现在近况。</w:t>
       </w:r>
     </w:p>
     <w:p>
       <w:pPr>
         <w:pStyle w:val="Heading2"/>
+        <w:keepNext/>
+        <w:keepLines/>
       </w:pPr>
       <w:r>
         <w:t>50　留下一盏稳定的灯</w:t>
@@ -5605,6 +6206,8 @@
     <w:p>
       <w:pPr>
         <w:pStyle w:val="Caption"/>
+        <w:keepNext/>
+        <w:keepLines/>
         <w:widowControl/>
       </w:pPr>
       <w:r>
@@ -5613,6 +6216,8 @@
     </w:p>
     <w:p>
       <w:pPr>
+        <w:keepNext/>
+        <w:keepLines/>
         <w:spacing w:after="100"/>
       </w:pPr>
       <w:r>
@@ -5629,6 +6234,8 @@
     </w:p>
     <w:p>
       <w:pPr>
+        <w:keepNext/>
+        <w:keepLines/>
         <w:spacing w:after="100"/>
       </w:pPr>
       <w:r>
@@ -5640,11 +6247,13 @@
         <w:t xml:space="preserve">画面  </w:t>
       </w:r>
       <w:r>
-        <w:t>照片退回，线接到开场的同一盏灯。灯与书桌是需要，不是为报道儿童编造的获救结局。</w:t>
-      </w:r>
-    </w:p>
-    <w:p>
-      <w:pPr>
+        <w:t>照片退回，线接到开场的同一盏灯。灯与书桌留下“能安稳度过每个夜晚”的需要，尚不呈现已恢复供电的结局。</w:t>
+      </w:r>
+    </w:p>
+    <w:p>
+      <w:pPr>
+        <w:keepNext w:val="0"/>
+        <w:keepLines/>
         <w:spacing w:after="100"/>
       </w:pPr>
       <w:r>
@@ -5661,100 +6270,123 @@
     </w:p>
     <w:p>
       <w:pPr>
+        <w:pStyle w:val="Heading2"/>
+        <w:keepNext/>
+        <w:keepLines/>
+      </w:pPr>
+      <w:r>
+        <w:t>51　从一次帮助走向每天可依靠的生活</w:t>
+      </w:r>
+    </w:p>
+    <w:p>
+      <w:pPr>
         <w:pStyle w:val="Caption"/>
+        <w:keepNext/>
+        <w:keepLines/>
+        <w:widowControl/>
+      </w:pPr>
+      <w:r>
+        <w:t>36:50—37:12　｜　网页定位：conditions</w:t>
+      </w:r>
+    </w:p>
+    <w:p>
+      <w:pPr>
+        <w:keepNext/>
+        <w:keepLines/>
+        <w:spacing w:after="100"/>
+      </w:pPr>
+      <w:r>
+        <w:rPr>
+          <w:rFonts w:ascii="Noto Sans CJK SC" w:hAnsi="Noto Sans CJK SC"/>
+          <w:b/>
+          <w:color w:val="000000"/>
+        </w:rPr>
+        <w:t xml:space="preserve">教师说  </w:t>
+      </w:r>
+      <w:r>
+        <w:t>把你们的主张放进明天：路能每天走通吗，灯能每晚亮着吗？让这些条件持续，需要成年人和社会共同承担。</w:t>
+      </w:r>
+    </w:p>
+    <w:p>
+      <w:pPr>
+        <w:keepNext/>
+        <w:keepLines/>
+        <w:spacing w:after="100"/>
+      </w:pPr>
+      <w:r>
+        <w:rPr>
+          <w:rFonts w:ascii="Noto Sans CJK SC" w:hAnsi="Noto Sans CJK SC"/>
+          <w:b/>
+          <w:color w:val="000000"/>
+        </w:rPr>
+        <w:t xml:space="preserve">画面  </w:t>
+      </w:r>
+      <w:r>
+        <w:t>通学之路与灯保持可见，问题从某一次帮助推进到持续的生活条件。此处不提前展开完整支撑网络，让学生先检查、补充自己的主张。</w:t>
+      </w:r>
+    </w:p>
+    <w:p>
+      <w:pPr>
+        <w:keepNext/>
+        <w:keepLines/>
+        <w:spacing w:after="100"/>
+      </w:pPr>
+      <w:r>
+        <w:rPr>
+          <w:rFonts w:ascii="Noto Sans CJK SC" w:hAnsi="Noto Sans CJK SC"/>
+          <w:b/>
+          <w:color w:val="000000"/>
+        </w:rPr>
+        <w:t xml:space="preserve">停留  </w:t>
+      </w:r>
+      <w:r>
+        <w:t>旁白约15秒，最后7秒安静想一想：自己的主张需要补上什么。</w:t>
+      </w:r>
+    </w:p>
+    <w:p>
+      <w:pPr>
+        <w:keepNext w:val="0"/>
+        <w:keepLines/>
+        <w:spacing w:after="100"/>
+      </w:pPr>
+      <w:r>
+        <w:rPr>
+          <w:rFonts w:ascii="Noto Sans CJK SC" w:hAnsi="Noto Sans CJK SC"/>
+          <w:b/>
+          <w:color w:val="000000"/>
+        </w:rPr>
+        <w:t xml:space="preserve">按需承接  </w:t>
+      </w:r>
+      <w:r>
+        <w:t>学生可以保留“爱”“安全”“自由”等不同主张。追问它怎样持续落实，而不是要求把所有答案改成同一个词；成人与社会责任不转给儿童。</w:t>
+      </w:r>
+    </w:p>
+    <w:p>
+      <w:pPr>
+        <w:pStyle w:val="Caption"/>
+        <w:keepNext/>
         <w:widowControl/>
         <w:pageBreakBefore/>
       </w:pPr>
       <w:r>
-        <w:t>遇见真实的孩子  /  教师现场用稿</w:t>
+        <w:t>写下自己的认识  /  教师现场用稿</w:t>
       </w:r>
     </w:p>
     <w:p>
       <w:pPr>
         <w:pStyle w:val="Heading2"/>
-      </w:pPr>
-      <w:r>
-        <w:t>51　看清孩子所处的世界</w:t>
+        <w:keepNext/>
+        <w:keepLines/>
+      </w:pPr>
+      <w:r>
+        <w:t>52　把愿望放回日常</w:t>
       </w:r>
     </w:p>
     <w:p>
       <w:pPr>
         <w:pStyle w:val="Caption"/>
-        <w:widowControl/>
-      </w:pPr>
-      <w:r>
-        <w:t>36:50—37:12　｜　网页定位：conditions</w:t>
-      </w:r>
-    </w:p>
-    <w:p>
-      <w:pPr>
-        <w:spacing w:after="100"/>
-      </w:pPr>
-      <w:r>
-        <w:rPr>
-          <w:rFonts w:ascii="Noto Sans CJK SC" w:hAnsi="Noto Sans CJK SC"/>
-          <w:b/>
-          <w:color w:val="000000"/>
-        </w:rPr>
-        <w:t xml:space="preserve">教师说  </w:t>
-      </w:r>
-      <w:r>
-        <w:t>这些处境并不相同，却都提醒我们：有人爱孩子，不等于一切已经有保障。让伤害停止、让学校可达、让生活安稳，需要成年人和社会共同承担。</w:t>
-      </w:r>
-    </w:p>
-    <w:p>
-      <w:pPr>
-        <w:spacing w:after="100"/>
-      </w:pPr>
-      <w:r>
-        <w:rPr>
-          <w:rFonts w:ascii="Noto Sans CJK SC" w:hAnsi="Noto Sans CJK SC"/>
-          <w:b/>
-          <w:color w:val="000000"/>
-        </w:rPr>
-        <w:t xml:space="preserve">画面  </w:t>
-      </w:r>
-      <w:r>
-        <w:t>只保留刚遇见的通学之路与灯；此处不提前展开最终完整关系图。孩子的日常需要留在画面中，完整回望留到书写之后。</w:t>
-      </w:r>
-    </w:p>
-    <w:p>
-      <w:pPr>
-        <w:spacing w:after="100"/>
-      </w:pPr>
-      <w:r>
-        <w:rPr>
-          <w:rFonts w:ascii="Noto Sans CJK SC" w:hAnsi="Noto Sans CJK SC"/>
-          <w:b/>
-          <w:color w:val="000000"/>
-        </w:rPr>
-        <w:t xml:space="preserve">停留  </w:t>
-      </w:r>
-      <w:r>
-        <w:t>旁白后留2秒安静。</w:t>
-      </w:r>
-    </w:p>
-    <w:p>
-      <w:pPr>
-        <w:pStyle w:val="Caption"/>
-        <w:widowControl/>
-        <w:pageBreakBefore/>
-      </w:pPr>
-      <w:r>
-        <w:t>写下自己的认识  /  教师现场用稿</w:t>
-      </w:r>
-    </w:p>
-    <w:p>
-      <w:pPr>
-        <w:pStyle w:val="Heading2"/>
-      </w:pPr>
-      <w:r>
-        <w:t>52　把愿望放回日常</w:t>
-      </w:r>
-    </w:p>
-    <w:p>
-      <w:pPr>
-        <w:pStyle w:val="Caption"/>
+        <w:keepNext/>
+        <w:keepLines/>
         <w:widowControl/>
       </w:pPr>
       <w:r>
@@ -5763,6 +6395,8 @@
     </w:p>
     <w:p>
       <w:pPr>
+        <w:keepNext/>
+        <w:keepLines/>
         <w:spacing w:after="100"/>
       </w:pPr>
       <w:r>
@@ -5781,6 +6415,8 @@
     </w:p>
     <w:p>
       <w:pPr>
+        <w:keepNext/>
+        <w:keepLines/>
         <w:spacing w:after="100"/>
       </w:pPr>
       <w:r>
@@ -5797,6 +6433,8 @@
     </w:p>
     <w:p>
       <w:pPr>
+        <w:keepNext/>
+        <w:keepLines/>
         <w:spacing w:after="100"/>
       </w:pPr>
       <w:r>
@@ -5813,6 +6451,8 @@
     </w:p>
     <w:p>
       <w:pPr>
+        <w:keepNext w:val="0"/>
+        <w:keepLines/>
         <w:spacing w:after="100"/>
       </w:pPr>
       <w:r>
@@ -5830,6 +6470,8 @@
     <w:p>
       <w:pPr>
         <w:pStyle w:val="Heading2"/>
+        <w:keepNext/>
+        <w:keepLines/>
       </w:pPr>
       <w:r>
         <w:t>53　留下自己的三句话</w:t>
@@ -5838,6 +6480,8 @@
     <w:p>
       <w:pPr>
         <w:pStyle w:val="Caption"/>
+        <w:keepNext/>
+        <w:keepLines/>
         <w:widowControl/>
       </w:pPr>
       <w:r>
@@ -5846,6 +6490,8 @@
     </w:p>
     <w:p>
       <w:pPr>
+        <w:keepNext/>
+        <w:keepLines/>
         <w:spacing w:after="100"/>
       </w:pPr>
       <w:r>
@@ -5862,6 +6508,8 @@
     </w:p>
     <w:p>
       <w:pPr>
+        <w:keepNext/>
+        <w:keepLines/>
         <w:spacing w:after="100"/>
       </w:pPr>
       <w:r>
@@ -5878,6 +6526,8 @@
     </w:p>
     <w:p>
       <w:pPr>
+        <w:keepNext w:val="0"/>
+        <w:keepLines/>
         <w:spacing w:after="100"/>
       </w:pPr>
       <w:r>
@@ -5895,6 +6545,7 @@
     <w:p>
       <w:pPr>
         <w:pStyle w:val="Caption"/>
+        <w:keepNext/>
         <w:widowControl/>
         <w:pageBreakBefore/>
       </w:pPr>
@@ -5905,6 +6556,8 @@
     <w:p>
       <w:pPr>
         <w:pStyle w:val="Heading2"/>
+        <w:keepNext/>
+        <w:keepLines/>
       </w:pPr>
       <w:r>
         <w:t>54　把整个世界看清</w:t>
@@ -5913,6 +6566,8 @@
     <w:p>
       <w:pPr>
         <w:pStyle w:val="Caption"/>
+        <w:keepNext/>
+        <w:keepLines/>
         <w:widowControl/>
       </w:pPr>
       <w:r>
@@ -5921,6 +6576,8 @@
     </w:p>
     <w:p>
       <w:pPr>
+        <w:keepNext/>
+        <w:keepLines/>
         <w:spacing w:after="100"/>
       </w:pPr>
       <w:r>
@@ -5937,6 +6594,8 @@
     </w:p>
     <w:p>
       <w:pPr>
+        <w:keepNext/>
+        <w:keepLines/>
         <w:spacing w:after="100"/>
       </w:pPr>
       <w:r>
@@ -5948,11 +6607,13 @@
         <w:t xml:space="preserve">画面  </w:t>
       </w:r>
       <w:r>
-        <w:t>从一只手缓慢退远，看见前面留下的窗、学校、小路和灯。先前的线逐步对上，不重新画一张无关的总结图。</w:t>
-      </w:r>
-    </w:p>
-    <w:p>
-      <w:pPr>
+        <w:t>从曾经伸出的那只手缓慢退远，依次认出前面留下的窗、通学之路、学校与灯。线段先保持各自位置，让“需要”被看清；完整世界承接先前材料，不突然替真实人物完成幸福结局。</w:t>
+      </w:r>
+    </w:p>
+    <w:p>
+      <w:pPr>
+        <w:keepNext w:val="0"/>
+        <w:keepLines/>
         <w:spacing w:after="100"/>
       </w:pPr>
       <w:r>
@@ -5970,6 +6631,8 @@
     <w:p>
       <w:pPr>
         <w:pStyle w:val="Heading2"/>
+        <w:keepNext/>
+        <w:keepLines/>
       </w:pPr>
       <w:r>
         <w:t>55　让保护成为可以持续的生活</w:t>
@@ -5978,6 +6641,8 @@
     <w:p>
       <w:pPr>
         <w:pStyle w:val="Caption"/>
+        <w:keepNext/>
+        <w:keepLines/>
         <w:widowControl/>
       </w:pPr>
       <w:r>
@@ -5986,6 +6651,8 @@
     </w:p>
     <w:p>
       <w:pPr>
+        <w:keepNext/>
+        <w:keepLines/>
         <w:spacing w:after="100"/>
       </w:pPr>
       <w:r>
@@ -6002,6 +6669,8 @@
     </w:p>
     <w:p>
       <w:pPr>
+        <w:keepNext/>
+        <w:keepLines/>
         <w:spacing w:after="100"/>
       </w:pPr>
       <w:r>
@@ -6013,11 +6682,13 @@
         <w:t xml:space="preserve">画面  </w:t>
       </w:r>
       <w:r>
-        <w:t>几双成年人的手从画外接住不同线段，逐步形成可持续的支持。冷色边界缓慢退远，仍留淡痕；这里是共同承担的愿景，不是现实已解决的宣告。</w:t>
-      </w:r>
-    </w:p>
-    <w:p>
-      <w:pPr>
+        <w:t>几双成年人的手分别接住不同线段，让路、窗与灯获得连续的支撑。单次援手逐步连成每天可依靠的生活条件；冷色边界退远而留淡痕。这是共同承担的愿景，未宣告报道儿童的困难已经解决。</w:t>
+      </w:r>
+    </w:p>
+    <w:p>
+      <w:pPr>
+        <w:keepNext w:val="0"/>
+        <w:keepLines/>
         <w:spacing w:after="100"/>
       </w:pPr>
       <w:r>
@@ -6035,6 +6706,8 @@
     <w:p>
       <w:pPr>
         <w:pStyle w:val="Heading2"/>
+        <w:keepNext/>
+        <w:keepLines/>
       </w:pPr>
       <w:r>
         <w:t>56　愿普通愿望成为普通生活</w:t>
@@ -6043,6 +6716,8 @@
     <w:p>
       <w:pPr>
         <w:pStyle w:val="Caption"/>
+        <w:keepNext/>
+        <w:keepLines/>
         <w:widowControl/>
       </w:pPr>
       <w:r>
@@ -6051,6 +6726,8 @@
     </w:p>
     <w:p>
       <w:pPr>
+        <w:keepNext/>
+        <w:keepLines/>
         <w:spacing w:after="100"/>
       </w:pPr>
       <w:r>
@@ -6067,6 +6744,8 @@
     </w:p>
     <w:p>
       <w:pPr>
+        <w:keepNext/>
+        <w:keepLines/>
         <w:spacing w:after="100"/>
       </w:pPr>
       <w:r>
@@ -6078,11 +6757,13 @@
         <w:t xml:space="preserve">画面  </w:t>
       </w:r>
       <w:r>
-        <w:t>支撑网络落回开场的路。开场的普通孩子、同伴与车轮重新到来；灯仍在另一端。8秒后结语轻轻出现，最终一切静止。不是安妮或报道儿童的未来结局。</w:t>
-      </w:r>
-    </w:p>
-    <w:p>
-      <w:pPr>
+        <w:t>共同支撑的线落回开场同一条路，普通孩子、同伴、车轮与灯重新出现。先让学生认出日常，8秒后结语轻轻出现，最终静止；普通愿望与普通生活形成回环，不虚构安妮或报道儿童的后来。</w:t>
+      </w:r>
+    </w:p>
+    <w:p>
+      <w:pPr>
+        <w:keepNext/>
+        <w:keepLines/>
         <w:spacing w:after="100"/>
       </w:pPr>
       <w:r>
@@ -6099,6 +6780,8 @@
     </w:p>
     <w:p>
       <w:pPr>
+        <w:keepNext w:val="0"/>
+        <w:keepLines/>
         <w:spacing w:after="100"/>
       </w:pPr>
       <w:r>
@@ -6406,7 +7089,7 @@
         <w:widowControl/>
       </w:pPr>
       <w:r>
-        <w:t>食物、衣物和书报需要从外面送进来。窗外仍有街道和人们的日常生活，但躲藏的人不能像从前那样出门。屋内有人陪伴，并不意味着屋外已经安全。</w:t>
+        <w:t>食物、衣物和书报需要从外面送进来。窗外仍有街道和人们的日常生活，但躲藏的人不能像从前那样出门。</w:t>
       </w:r>
     </w:p>
     <w:p>
@@ -6773,7 +7456,7 @@
       <w:r>
         <w:t>课堂数据 SHA-256：</w:t>
         <w:br/>
-        <w:t>26fef67b4a5db9f0c2276056c9e31a299bba0a8a9a1ccc760b306708351616b8</w:t>
+        <w:t>af6f9d15789d7d5ce940392cf5bcd1a5122c24efa1c8e0ec609b612016ca3747</w:t>
       </w:r>
     </w:p>
     <w:sectPr>
